--- a/frida/Frida cheatsheet.docx
+++ b/frida/Frida cheatsheet.docx
@@ -187,6 +187,7 @@
       </w:tblGrid>
       <w:tr>
         <w:trPr>
+          <w:trHeight w:val="15221"/>
           <w:jc w:val="center"/>
         </w:trPr>
         <w:tc>
@@ -228,12 +229,17 @@
                 <w:p>
                   <w:pPr>
                     <w:jc w:val="center"/>
+                    <w:rPr>
+                      <w:sz w:val="18"/>
+                      <w:szCs w:val="18"/>
+                    </w:rPr>
                   </w:pPr>
                   <w:r>
                     <w:rPr>
                       <w:b/>
                       <w:color w:val="FFFFFF"/>
-                      <w:sz w:val="14"/>
+                      <w:sz w:val="18"/>
+                      <w:szCs w:val="18"/>
                     </w:rPr>
                     <w:t>Setup &amp; Server</w:t>
                   </w:r>
@@ -258,17 +264,25 @@
                 <w:p>
                   <w:pPr>
                     <w:spacing w:line="211" w:lineRule="auto"/>
+                    <w:rPr>
+                      <w:sz w:val="18"/>
+                      <w:szCs w:val="18"/>
+                    </w:rPr>
                   </w:pPr>
                   <w:r>
                     <w:rPr>
                       <w:b/>
                       <w:color w:val="000000"/>
+                      <w:sz w:val="18"/>
+                      <w:szCs w:val="18"/>
                     </w:rPr>
                     <w:t>frida --version</w:t>
                   </w:r>
                   <w:r>
                     <w:rPr>
                       <w:color w:val="000000"/>
+                      <w:sz w:val="18"/>
+                      <w:szCs w:val="18"/>
                     </w:rPr>
                     <w:t xml:space="preserve"> - show client version</w:t>
                   </w:r>
@@ -293,17 +307,25 @@
                 <w:p>
                   <w:pPr>
                     <w:spacing w:line="211" w:lineRule="auto"/>
+                    <w:rPr>
+                      <w:sz w:val="18"/>
+                      <w:szCs w:val="18"/>
+                    </w:rPr>
                   </w:pPr>
                   <w:r>
                     <w:rPr>
                       <w:b/>
                       <w:color w:val="000000"/>
+                      <w:sz w:val="18"/>
+                      <w:szCs w:val="18"/>
                     </w:rPr>
                     <w:t>adb devices -l</w:t>
                   </w:r>
                   <w:r>
                     <w:rPr>
                       <w:color w:val="000000"/>
+                      <w:sz w:val="18"/>
+                      <w:szCs w:val="18"/>
                     </w:rPr>
                     <w:t xml:space="preserve"> - list connected devices</w:t>
                   </w:r>
@@ -328,17 +350,36 @@
                 <w:p>
                   <w:pPr>
                     <w:spacing w:line="211" w:lineRule="auto"/>
+                    <w:rPr>
+                      <w:sz w:val="18"/>
+                      <w:szCs w:val="18"/>
+                    </w:rPr>
                   </w:pPr>
                   <w:r>
                     <w:rPr>
                       <w:b/>
                       <w:color w:val="000000"/>
-                    </w:rPr>
-                    <w:t>adb shell getprop ro.product.cpu.abilist</w:t>
-                  </w:r>
-                  <w:r>
-                    <w:rPr>
-                      <w:color w:val="000000"/>
+                      <w:sz w:val="18"/>
+                      <w:szCs w:val="18"/>
+                    </w:rPr>
+                    <w:t xml:space="preserve">adb shell getprop </w:t>
+                  </w:r>
+                  <w:proofErr w:type="gramStart"/>
+                  <w:r>
+                    <w:rPr>
+                      <w:b/>
+                      <w:color w:val="000000"/>
+                      <w:sz w:val="18"/>
+                      <w:szCs w:val="18"/>
+                    </w:rPr>
+                    <w:t>ro.product.cpu.abilist</w:t>
+                  </w:r>
+                  <w:proofErr w:type="gramEnd"/>
+                  <w:r>
+                    <w:rPr>
+                      <w:color w:val="000000"/>
+                      <w:sz w:val="18"/>
+                      <w:szCs w:val="18"/>
                     </w:rPr>
                     <w:t xml:space="preserve"> - check CPU architecture</w:t>
                   </w:r>
@@ -363,17 +404,25 @@
                 <w:p>
                   <w:pPr>
                     <w:spacing w:line="211" w:lineRule="auto"/>
+                    <w:rPr>
+                      <w:sz w:val="18"/>
+                      <w:szCs w:val="18"/>
+                    </w:rPr>
                   </w:pPr>
                   <w:r>
                     <w:rPr>
                       <w:b/>
                       <w:color w:val="000000"/>
+                      <w:sz w:val="18"/>
+                      <w:szCs w:val="18"/>
                     </w:rPr>
                     <w:t>adb push frida-server /data/local/tmp/</w:t>
                   </w:r>
                   <w:r>
                     <w:rPr>
                       <w:color w:val="000000"/>
+                      <w:sz w:val="18"/>
+                      <w:szCs w:val="18"/>
                     </w:rPr>
                     <w:t xml:space="preserve"> - copy server to device</w:t>
                   </w:r>
@@ -398,17 +447,25 @@
                 <w:p>
                   <w:pPr>
                     <w:spacing w:line="211" w:lineRule="auto"/>
+                    <w:rPr>
+                      <w:sz w:val="18"/>
+                      <w:szCs w:val="18"/>
+                    </w:rPr>
                   </w:pPr>
                   <w:r>
                     <w:rPr>
                       <w:b/>
                       <w:color w:val="000000"/>
+                      <w:sz w:val="18"/>
+                      <w:szCs w:val="18"/>
                     </w:rPr>
                     <w:t>adb shell su -c "chmod 755 /data/local/tmp/frida-server"</w:t>
                   </w:r>
                   <w:r>
                     <w:rPr>
                       <w:color w:val="000000"/>
+                      <w:sz w:val="18"/>
+                      <w:szCs w:val="18"/>
                     </w:rPr>
                     <w:t xml:space="preserve"> - make executable</w:t>
                   </w:r>
@@ -433,17 +490,25 @@
                 <w:p>
                   <w:pPr>
                     <w:spacing w:line="211" w:lineRule="auto"/>
+                    <w:rPr>
+                      <w:sz w:val="18"/>
+                      <w:szCs w:val="18"/>
+                    </w:rPr>
                   </w:pPr>
                   <w:r>
                     <w:rPr>
                       <w:b/>
                       <w:color w:val="000000"/>
+                      <w:sz w:val="18"/>
+                      <w:szCs w:val="18"/>
                     </w:rPr>
                     <w:t>adb shell su -c "/data/local/tmp/frida-server &amp;"</w:t>
                   </w:r>
                   <w:r>
                     <w:rPr>
                       <w:color w:val="000000"/>
+                      <w:sz w:val="18"/>
+                      <w:szCs w:val="18"/>
                     </w:rPr>
                     <w:t xml:space="preserve"> - start server</w:t>
                   </w:r>
@@ -468,17 +533,25 @@
                 <w:p>
                   <w:pPr>
                     <w:spacing w:line="211" w:lineRule="auto"/>
+                    <w:rPr>
+                      <w:sz w:val="18"/>
+                      <w:szCs w:val="18"/>
+                    </w:rPr>
                   </w:pPr>
                   <w:r>
                     <w:rPr>
                       <w:b/>
                       <w:color w:val="000000"/>
+                      <w:sz w:val="18"/>
+                      <w:szCs w:val="18"/>
                     </w:rPr>
                     <w:t>adb shell su -c "pkill frida-server"</w:t>
                   </w:r>
                   <w:r>
                     <w:rPr>
                       <w:color w:val="000000"/>
+                      <w:sz w:val="18"/>
+                      <w:szCs w:val="18"/>
                     </w:rPr>
                     <w:t xml:space="preserve"> - stop server</w:t>
                   </w:r>
@@ -486,7 +559,14 @@
               </w:tc>
             </w:tr>
           </w:tbl>
-          <w:p/>
+          <w:p>
+            <w:pPr>
+              <w:rPr>
+                <w:sz w:val="18"/>
+                <w:szCs w:val="18"/>
+              </w:rPr>
+            </w:pPr>
+          </w:p>
           <w:tbl>
             <w:tblPr>
               <w:tblW w:w="0" w:type="auto"/>
@@ -515,12 +595,17 @@
                 <w:p>
                   <w:pPr>
                     <w:jc w:val="center"/>
+                    <w:rPr>
+                      <w:sz w:val="18"/>
+                      <w:szCs w:val="18"/>
+                    </w:rPr>
                   </w:pPr>
                   <w:r>
                     <w:rPr>
                       <w:b/>
                       <w:color w:val="FFFFFF"/>
-                      <w:sz w:val="14"/>
+                      <w:sz w:val="18"/>
+                      <w:szCs w:val="18"/>
                     </w:rPr>
                     <w:t>Device &amp; Process Discovery</w:t>
                   </w:r>
@@ -545,17 +630,25 @@
                 <w:p>
                   <w:pPr>
                     <w:spacing w:line="211" w:lineRule="auto"/>
+                    <w:rPr>
+                      <w:sz w:val="18"/>
+                      <w:szCs w:val="18"/>
+                    </w:rPr>
                   </w:pPr>
                   <w:r>
                     <w:rPr>
                       <w:b/>
                       <w:color w:val="000000"/>
+                      <w:sz w:val="18"/>
+                      <w:szCs w:val="18"/>
                     </w:rPr>
                     <w:t>frida-ls-devices</w:t>
                   </w:r>
                   <w:r>
                     <w:rPr>
                       <w:color w:val="000000"/>
+                      <w:sz w:val="18"/>
+                      <w:szCs w:val="18"/>
                     </w:rPr>
                     <w:t xml:space="preserve"> - list Frida devices</w:t>
                   </w:r>
@@ -580,17 +673,25 @@
                 <w:p>
                   <w:pPr>
                     <w:spacing w:line="211" w:lineRule="auto"/>
+                    <w:rPr>
+                      <w:sz w:val="18"/>
+                      <w:szCs w:val="18"/>
+                    </w:rPr>
                   </w:pPr>
                   <w:r>
                     <w:rPr>
                       <w:b/>
                       <w:color w:val="000000"/>
+                      <w:sz w:val="18"/>
+                      <w:szCs w:val="18"/>
                     </w:rPr>
                     <w:t>frida-ps -U</w:t>
                   </w:r>
                   <w:r>
                     <w:rPr>
                       <w:color w:val="000000"/>
+                      <w:sz w:val="18"/>
+                      <w:szCs w:val="18"/>
                     </w:rPr>
                     <w:t xml:space="preserve"> - running processes on USB device</w:t>
                   </w:r>
@@ -615,17 +716,25 @@
                 <w:p>
                   <w:pPr>
                     <w:spacing w:line="211" w:lineRule="auto"/>
+                    <w:rPr>
+                      <w:sz w:val="18"/>
+                      <w:szCs w:val="18"/>
+                    </w:rPr>
                   </w:pPr>
                   <w:r>
                     <w:rPr>
                       <w:b/>
                       <w:color w:val="000000"/>
+                      <w:sz w:val="18"/>
+                      <w:szCs w:val="18"/>
                     </w:rPr>
                     <w:t>frida-ps -Ua</w:t>
                   </w:r>
                   <w:r>
                     <w:rPr>
                       <w:color w:val="000000"/>
+                      <w:sz w:val="18"/>
+                      <w:szCs w:val="18"/>
                     </w:rPr>
                     <w:t xml:space="preserve"> - running applications</w:t>
                   </w:r>
@@ -650,17 +759,25 @@
                 <w:p>
                   <w:pPr>
                     <w:spacing w:line="211" w:lineRule="auto"/>
+                    <w:rPr>
+                      <w:sz w:val="18"/>
+                      <w:szCs w:val="18"/>
+                    </w:rPr>
                   </w:pPr>
                   <w:r>
                     <w:rPr>
                       <w:b/>
                       <w:color w:val="000000"/>
+                      <w:sz w:val="18"/>
+                      <w:szCs w:val="18"/>
                     </w:rPr>
                     <w:t>frida-ps -Uai</w:t>
                   </w:r>
                   <w:r>
                     <w:rPr>
                       <w:color w:val="000000"/>
+                      <w:sz w:val="18"/>
+                      <w:szCs w:val="18"/>
                     </w:rPr>
                     <w:t xml:space="preserve"> - all installed applications</w:t>
                   </w:r>
@@ -685,17 +802,25 @@
                 <w:p>
                   <w:pPr>
                     <w:spacing w:line="211" w:lineRule="auto"/>
+                    <w:rPr>
+                      <w:sz w:val="18"/>
+                      <w:szCs w:val="18"/>
+                    </w:rPr>
                   </w:pPr>
                   <w:r>
                     <w:rPr>
                       <w:b/>
                       <w:color w:val="000000"/>
+                      <w:sz w:val="18"/>
+                      <w:szCs w:val="18"/>
                     </w:rPr>
                     <w:t>frida-ps -Uai | findstr /i diva</w:t>
                   </w:r>
                   <w:r>
                     <w:rPr>
                       <w:color w:val="000000"/>
+                      <w:sz w:val="18"/>
+                      <w:szCs w:val="18"/>
                     </w:rPr>
                     <w:t xml:space="preserve"> - search on Windows</w:t>
                   </w:r>
@@ -720,17 +845,25 @@
                 <w:p>
                   <w:pPr>
                     <w:spacing w:line="211" w:lineRule="auto"/>
+                    <w:rPr>
+                      <w:sz w:val="18"/>
+                      <w:szCs w:val="18"/>
+                    </w:rPr>
                   </w:pPr>
                   <w:r>
                     <w:rPr>
                       <w:b/>
                       <w:color w:val="000000"/>
+                      <w:sz w:val="18"/>
+                      <w:szCs w:val="18"/>
                     </w:rPr>
                     <w:t>adb shell pm list packages | findstr /i diva</w:t>
                   </w:r>
                   <w:r>
                     <w:rPr>
                       <w:color w:val="000000"/>
+                      <w:sz w:val="18"/>
+                      <w:szCs w:val="18"/>
                     </w:rPr>
                     <w:t xml:space="preserve"> - find package name</w:t>
                   </w:r>
@@ -738,7 +871,14 @@
               </w:tc>
             </w:tr>
           </w:tbl>
-          <w:p/>
+          <w:p>
+            <w:pPr>
+              <w:rPr>
+                <w:sz w:val="18"/>
+                <w:szCs w:val="18"/>
+              </w:rPr>
+            </w:pPr>
+          </w:p>
           <w:tbl>
             <w:tblPr>
               <w:tblW w:w="0" w:type="auto"/>
@@ -767,12 +907,17 @@
                 <w:p>
                   <w:pPr>
                     <w:jc w:val="center"/>
+                    <w:rPr>
+                      <w:sz w:val="18"/>
+                      <w:szCs w:val="18"/>
+                    </w:rPr>
                   </w:pPr>
                   <w:r>
                     <w:rPr>
                       <w:b/>
                       <w:color w:val="FFFFFF"/>
-                      <w:sz w:val="14"/>
+                      <w:sz w:val="18"/>
+                      <w:szCs w:val="18"/>
                     </w:rPr>
                     <w:t>Attach / Spawn</w:t>
                   </w:r>
@@ -797,17 +942,25 @@
                 <w:p>
                   <w:pPr>
                     <w:spacing w:line="211" w:lineRule="auto"/>
+                    <w:rPr>
+                      <w:sz w:val="18"/>
+                      <w:szCs w:val="18"/>
+                    </w:rPr>
                   </w:pPr>
                   <w:r>
                     <w:rPr>
                       <w:b/>
                       <w:color w:val="000000"/>
+                      <w:sz w:val="18"/>
+                      <w:szCs w:val="18"/>
                     </w:rPr>
                     <w:t>frida -U -N package.name</w:t>
                   </w:r>
                   <w:r>
                     <w:rPr>
                       <w:color w:val="000000"/>
+                      <w:sz w:val="18"/>
+                      <w:szCs w:val="18"/>
                     </w:rPr>
                     <w:t xml:space="preserve"> - attach by application identifier</w:t>
                   </w:r>
@@ -832,17 +985,25 @@
                 <w:p>
                   <w:pPr>
                     <w:spacing w:line="211" w:lineRule="auto"/>
+                    <w:rPr>
+                      <w:sz w:val="18"/>
+                      <w:szCs w:val="18"/>
+                    </w:rPr>
                   </w:pPr>
                   <w:r>
                     <w:rPr>
                       <w:b/>
                       <w:color w:val="000000"/>
+                      <w:sz w:val="18"/>
+                      <w:szCs w:val="18"/>
                     </w:rPr>
                     <w:t>frida -U -n "Process Name"</w:t>
                   </w:r>
                   <w:r>
                     <w:rPr>
                       <w:color w:val="000000"/>
+                      <w:sz w:val="18"/>
+                      <w:szCs w:val="18"/>
                     </w:rPr>
                     <w:t xml:space="preserve"> - attach by process name</w:t>
                   </w:r>
@@ -867,17 +1028,25 @@
                 <w:p>
                   <w:pPr>
                     <w:spacing w:line="211" w:lineRule="auto"/>
+                    <w:rPr>
+                      <w:sz w:val="18"/>
+                      <w:szCs w:val="18"/>
+                    </w:rPr>
                   </w:pPr>
                   <w:r>
                     <w:rPr>
                       <w:b/>
                       <w:color w:val="000000"/>
+                      <w:sz w:val="18"/>
+                      <w:szCs w:val="18"/>
                     </w:rPr>
                     <w:t>frida -U -p 1234</w:t>
                   </w:r>
                   <w:r>
                     <w:rPr>
                       <w:color w:val="000000"/>
+                      <w:sz w:val="18"/>
+                      <w:szCs w:val="18"/>
                     </w:rPr>
                     <w:t xml:space="preserve"> - attach by PID</w:t>
                   </w:r>
@@ -902,17 +1071,25 @@
                 <w:p>
                   <w:pPr>
                     <w:spacing w:line="211" w:lineRule="auto"/>
+                    <w:rPr>
+                      <w:sz w:val="18"/>
+                      <w:szCs w:val="18"/>
+                    </w:rPr>
                   </w:pPr>
                   <w:r>
                     <w:rPr>
                       <w:b/>
                       <w:color w:val="000000"/>
+                      <w:sz w:val="18"/>
+                      <w:szCs w:val="18"/>
                     </w:rPr>
                     <w:t>frida -U -f package.name</w:t>
                   </w:r>
                   <w:r>
                     <w:rPr>
                       <w:color w:val="000000"/>
+                      <w:sz w:val="18"/>
+                      <w:szCs w:val="18"/>
                     </w:rPr>
                     <w:t xml:space="preserve"> - spawn application</w:t>
                   </w:r>
@@ -937,17 +1114,25 @@
                 <w:p>
                   <w:pPr>
                     <w:spacing w:line="211" w:lineRule="auto"/>
+                    <w:rPr>
+                      <w:sz w:val="18"/>
+                      <w:szCs w:val="18"/>
+                    </w:rPr>
                   </w:pPr>
                   <w:r>
                     <w:rPr>
                       <w:b/>
                       <w:color w:val="000000"/>
+                      <w:sz w:val="18"/>
+                      <w:szCs w:val="18"/>
                     </w:rPr>
                     <w:t>frida -U -f package.name -l hook.js</w:t>
                   </w:r>
                   <w:r>
                     <w:rPr>
                       <w:color w:val="000000"/>
+                      <w:sz w:val="18"/>
+                      <w:szCs w:val="18"/>
                     </w:rPr>
                     <w:t xml:space="preserve"> - spawn and load script</w:t>
                   </w:r>
@@ -972,17 +1157,25 @@
                 <w:p>
                   <w:pPr>
                     <w:spacing w:line="211" w:lineRule="auto"/>
+                    <w:rPr>
+                      <w:sz w:val="18"/>
+                      <w:szCs w:val="18"/>
+                    </w:rPr>
                   </w:pPr>
                   <w:r>
                     <w:rPr>
                       <w:b/>
                       <w:color w:val="000000"/>
+                      <w:sz w:val="18"/>
+                      <w:szCs w:val="18"/>
                     </w:rPr>
                     <w:t>frida -U -N package.name -l hook.js</w:t>
                   </w:r>
                   <w:r>
                     <w:rPr>
                       <w:color w:val="000000"/>
+                      <w:sz w:val="18"/>
+                      <w:szCs w:val="18"/>
                     </w:rPr>
                     <w:t xml:space="preserve"> - attach and load script</w:t>
                   </w:r>
@@ -1007,17 +1200,36 @@
                 <w:p>
                   <w:pPr>
                     <w:spacing w:line="211" w:lineRule="auto"/>
+                    <w:rPr>
+                      <w:sz w:val="18"/>
+                      <w:szCs w:val="18"/>
+                    </w:rPr>
                   </w:pPr>
-                  <w:r>
-                    <w:rPr>
-                      <w:b/>
-                      <w:color w:val="000000"/>
-                    </w:rPr>
-                    <w:t>exit  /  Ctrl+D</w:t>
-                  </w:r>
-                  <w:r>
-                    <w:rPr>
-                      <w:color w:val="000000"/>
+                  <w:proofErr w:type="gramStart"/>
+                  <w:r>
+                    <w:rPr>
+                      <w:b/>
+                      <w:color w:val="000000"/>
+                      <w:sz w:val="18"/>
+                      <w:szCs w:val="18"/>
+                    </w:rPr>
+                    <w:t>exit  /</w:t>
+                  </w:r>
+                  <w:proofErr w:type="gramEnd"/>
+                  <w:r>
+                    <w:rPr>
+                      <w:b/>
+                      <w:color w:val="000000"/>
+                      <w:sz w:val="18"/>
+                      <w:szCs w:val="18"/>
+                    </w:rPr>
+                    <w:t xml:space="preserve">  Ctrl+D</w:t>
+                  </w:r>
+                  <w:r>
+                    <w:rPr>
+                      <w:color w:val="000000"/>
+                      <w:sz w:val="18"/>
+                      <w:szCs w:val="18"/>
                     </w:rPr>
                     <w:t xml:space="preserve"> - leave Frida REPL</w:t>
                   </w:r>
@@ -1025,7 +1237,14 @@
               </w:tc>
             </w:tr>
           </w:tbl>
-          <w:p/>
+          <w:p>
+            <w:pPr>
+              <w:rPr>
+                <w:sz w:val="18"/>
+                <w:szCs w:val="18"/>
+              </w:rPr>
+            </w:pPr>
+          </w:p>
           <w:tbl>
             <w:tblPr>
               <w:tblW w:w="0" w:type="auto"/>
@@ -1054,12 +1273,17 @@
                 <w:p>
                   <w:pPr>
                     <w:jc w:val="center"/>
+                    <w:rPr>
+                      <w:sz w:val="18"/>
+                      <w:szCs w:val="18"/>
+                    </w:rPr>
                   </w:pPr>
                   <w:r>
                     <w:rPr>
                       <w:b/>
                       <w:color w:val="FFFFFF"/>
-                      <w:sz w:val="14"/>
+                      <w:sz w:val="18"/>
+                      <w:szCs w:val="18"/>
                     </w:rPr>
                     <w:t>Java Hook Template</w:t>
                   </w:r>
@@ -1084,17 +1308,45 @@
                 <w:p>
                   <w:pPr>
                     <w:spacing w:line="211" w:lineRule="auto"/>
+                    <w:rPr>
+                      <w:sz w:val="18"/>
+                      <w:szCs w:val="18"/>
+                    </w:rPr>
                   </w:pPr>
                   <w:r>
                     <w:rPr>
                       <w:b/>
                       <w:color w:val="000000"/>
-                    </w:rPr>
-                    <w:t>Java.perform(function () { ... });</w:t>
-                  </w:r>
-                  <w:r>
-                    <w:rPr>
-                      <w:color w:val="000000"/>
+                      <w:sz w:val="18"/>
+                      <w:szCs w:val="18"/>
+                    </w:rPr>
+                    <w:t xml:space="preserve">Java.perform(function () </w:t>
+                  </w:r>
+                  <w:proofErr w:type="gramStart"/>
+                  <w:r>
+                    <w:rPr>
+                      <w:b/>
+                      <w:color w:val="000000"/>
+                      <w:sz w:val="18"/>
+                      <w:szCs w:val="18"/>
+                    </w:rPr>
+                    <w:t>{ ...</w:t>
+                  </w:r>
+                  <w:proofErr w:type="gramEnd"/>
+                  <w:r>
+                    <w:rPr>
+                      <w:b/>
+                      <w:color w:val="000000"/>
+                      <w:sz w:val="18"/>
+                      <w:szCs w:val="18"/>
+                    </w:rPr>
+                    <w:t xml:space="preserve"> });</w:t>
+                  </w:r>
+                  <w:r>
+                    <w:rPr>
+                      <w:color w:val="000000"/>
+                      <w:sz w:val="18"/>
+                      <w:szCs w:val="18"/>
                     </w:rPr>
                     <w:t xml:space="preserve"> - run after Java VM is ready</w:t>
                   </w:r>
@@ -1119,17 +1371,45 @@
                 <w:p>
                   <w:pPr>
                     <w:spacing w:line="211" w:lineRule="auto"/>
+                    <w:rPr>
+                      <w:sz w:val="18"/>
+                      <w:szCs w:val="18"/>
+                    </w:rPr>
                   </w:pPr>
                   <w:r>
                     <w:rPr>
                       <w:b/>
                       <w:color w:val="000000"/>
-                    </w:rPr>
-                    <w:t>const C = Java.use('pkg.Class');</w:t>
-                  </w:r>
-                  <w:r>
-                    <w:rPr>
-                      <w:color w:val="000000"/>
+                      <w:sz w:val="18"/>
+                      <w:szCs w:val="18"/>
+                    </w:rPr>
+                    <w:t>const C = Java.use('</w:t>
+                  </w:r>
+                  <w:proofErr w:type="gramStart"/>
+                  <w:r>
+                    <w:rPr>
+                      <w:b/>
+                      <w:color w:val="000000"/>
+                      <w:sz w:val="18"/>
+                      <w:szCs w:val="18"/>
+                    </w:rPr>
+                    <w:t>pkg.Class</w:t>
+                  </w:r>
+                  <w:proofErr w:type="gramEnd"/>
+                  <w:r>
+                    <w:rPr>
+                      <w:b/>
+                      <w:color w:val="000000"/>
+                      <w:sz w:val="18"/>
+                      <w:szCs w:val="18"/>
+                    </w:rPr>
+                    <w:t>');</w:t>
+                  </w:r>
+                  <w:r>
+                    <w:rPr>
+                      <w:color w:val="000000"/>
+                      <w:sz w:val="18"/>
+                      <w:szCs w:val="18"/>
                     </w:rPr>
                     <w:t xml:space="preserve"> - get a Java class wrapper</w:t>
                   </w:r>
@@ -1154,17 +1434,65 @@
                 <w:p>
                   <w:pPr>
                     <w:spacing w:line="211" w:lineRule="auto"/>
+                    <w:rPr>
+                      <w:sz w:val="18"/>
+                      <w:szCs w:val="18"/>
+                    </w:rPr>
                   </w:pPr>
                   <w:r>
                     <w:rPr>
                       <w:b/>
                       <w:color w:val="000000"/>
-                    </w:rPr>
-                    <w:t>const m = C.method.overload('java.lang.String');</w:t>
-                  </w:r>
-                  <w:r>
-                    <w:rPr>
-                      <w:color w:val="000000"/>
+                      <w:sz w:val="18"/>
+                      <w:szCs w:val="18"/>
+                    </w:rPr>
+                    <w:t xml:space="preserve">const m = </w:t>
+                  </w:r>
+                  <w:proofErr w:type="gramStart"/>
+                  <w:r>
+                    <w:rPr>
+                      <w:b/>
+                      <w:color w:val="000000"/>
+                      <w:sz w:val="18"/>
+                      <w:szCs w:val="18"/>
+                    </w:rPr>
+                    <w:t>C.method</w:t>
+                  </w:r>
+                  <w:proofErr w:type="gramEnd"/>
+                  <w:r>
+                    <w:rPr>
+                      <w:b/>
+                      <w:color w:val="000000"/>
+                      <w:sz w:val="18"/>
+                      <w:szCs w:val="18"/>
+                    </w:rPr>
+                    <w:t>.overload('</w:t>
+                  </w:r>
+                  <w:proofErr w:type="gramStart"/>
+                  <w:r>
+                    <w:rPr>
+                      <w:b/>
+                      <w:color w:val="000000"/>
+                      <w:sz w:val="18"/>
+                      <w:szCs w:val="18"/>
+                    </w:rPr>
+                    <w:t>java.lang</w:t>
+                  </w:r>
+                  <w:proofErr w:type="gramEnd"/>
+                  <w:r>
+                    <w:rPr>
+                      <w:b/>
+                      <w:color w:val="000000"/>
+                      <w:sz w:val="18"/>
+                      <w:szCs w:val="18"/>
+                    </w:rPr>
+                    <w:t>.String');</w:t>
+                  </w:r>
+                  <w:r>
+                    <w:rPr>
+                      <w:color w:val="000000"/>
+                      <w:sz w:val="18"/>
+                      <w:szCs w:val="18"/>
                     </w:rPr>
                     <w:t xml:space="preserve"> - select exact signature</w:t>
                   </w:r>
@@ -1189,17 +1517,45 @@
                 <w:p>
                   <w:pPr>
                     <w:spacing w:line="211" w:lineRule="auto"/>
+                    <w:rPr>
+                      <w:sz w:val="18"/>
+                      <w:szCs w:val="18"/>
+                    </w:rPr>
                   </w:pPr>
                   <w:r>
                     <w:rPr>
                       <w:b/>
                       <w:color w:val="000000"/>
-                    </w:rPr>
-                    <w:t>m.implementation = function (arg) { ... };</w:t>
-                  </w:r>
-                  <w:r>
-                    <w:rPr>
-                      <w:color w:val="000000"/>
+                      <w:sz w:val="18"/>
+                      <w:szCs w:val="18"/>
+                    </w:rPr>
+                    <w:t xml:space="preserve">m.implementation = function (arg) </w:t>
+                  </w:r>
+                  <w:proofErr w:type="gramStart"/>
+                  <w:r>
+                    <w:rPr>
+                      <w:b/>
+                      <w:color w:val="000000"/>
+                      <w:sz w:val="18"/>
+                      <w:szCs w:val="18"/>
+                    </w:rPr>
+                    <w:t>{ ...</w:t>
+                  </w:r>
+                  <w:proofErr w:type="gramEnd"/>
+                  <w:r>
+                    <w:rPr>
+                      <w:b/>
+                      <w:color w:val="000000"/>
+                      <w:sz w:val="18"/>
+                      <w:szCs w:val="18"/>
+                    </w:rPr>
+                    <w:t xml:space="preserve"> };</w:t>
+                  </w:r>
+                  <w:r>
+                    <w:rPr>
+                      <w:color w:val="000000"/>
+                      <w:sz w:val="18"/>
+                      <w:szCs w:val="18"/>
                     </w:rPr>
                     <w:t xml:space="preserve"> - replace method implementation</w:t>
                   </w:r>
@@ -1224,17 +1580,45 @@
                 <w:p>
                   <w:pPr>
                     <w:spacing w:line="211" w:lineRule="auto"/>
+                    <w:rPr>
+                      <w:sz w:val="18"/>
+                      <w:szCs w:val="18"/>
+                    </w:rPr>
                   </w:pPr>
                   <w:r>
                     <w:rPr>
                       <w:b/>
                       <w:color w:val="000000"/>
-                    </w:rPr>
-                    <w:t>const r = m.call(this, arg);</w:t>
-                  </w:r>
-                  <w:r>
-                    <w:rPr>
-                      <w:color w:val="000000"/>
+                      <w:sz w:val="18"/>
+                      <w:szCs w:val="18"/>
+                    </w:rPr>
+                    <w:t xml:space="preserve">const r = </w:t>
+                  </w:r>
+                  <w:proofErr w:type="gramStart"/>
+                  <w:r>
+                    <w:rPr>
+                      <w:b/>
+                      <w:color w:val="000000"/>
+                      <w:sz w:val="18"/>
+                      <w:szCs w:val="18"/>
+                    </w:rPr>
+                    <w:t>m.call</w:t>
+                  </w:r>
+                  <w:proofErr w:type="gramEnd"/>
+                  <w:r>
+                    <w:rPr>
+                      <w:b/>
+                      <w:color w:val="000000"/>
+                      <w:sz w:val="18"/>
+                      <w:szCs w:val="18"/>
+                    </w:rPr>
+                    <w:t>(this, arg);</w:t>
+                  </w:r>
+                  <w:r>
+                    <w:rPr>
+                      <w:color w:val="000000"/>
+                      <w:sz w:val="18"/>
+                      <w:szCs w:val="18"/>
                     </w:rPr>
                     <w:t xml:space="preserve"> - call original method</w:t>
                   </w:r>
@@ -1259,17 +1643,25 @@
                 <w:p>
                   <w:pPr>
                     <w:spacing w:line="211" w:lineRule="auto"/>
+                    <w:rPr>
+                      <w:sz w:val="18"/>
+                      <w:szCs w:val="18"/>
+                    </w:rPr>
                   </w:pPr>
                   <w:r>
                     <w:rPr>
                       <w:b/>
                       <w:color w:val="000000"/>
+                      <w:sz w:val="18"/>
+                      <w:szCs w:val="18"/>
                     </w:rPr>
                     <w:t>return r;</w:t>
                   </w:r>
                   <w:r>
                     <w:rPr>
                       <w:color w:val="000000"/>
+                      <w:sz w:val="18"/>
+                      <w:szCs w:val="18"/>
                     </w:rPr>
                     <w:t xml:space="preserve"> - return original result</w:t>
                   </w:r>
@@ -1294,17 +1686,25 @@
                 <w:p>
                   <w:pPr>
                     <w:spacing w:line="211" w:lineRule="auto"/>
+                    <w:rPr>
+                      <w:sz w:val="18"/>
+                      <w:szCs w:val="18"/>
+                    </w:rPr>
                   </w:pPr>
                   <w:r>
                     <w:rPr>
                       <w:b/>
                       <w:color w:val="000000"/>
+                      <w:sz w:val="18"/>
+                      <w:szCs w:val="18"/>
                     </w:rPr>
                     <w:t>return true;</w:t>
                   </w:r>
                   <w:r>
                     <w:rPr>
                       <w:color w:val="000000"/>
+                      <w:sz w:val="18"/>
+                      <w:szCs w:val="18"/>
                     </w:rPr>
                     <w:t xml:space="preserve"> - override return value</w:t>
                   </w:r>
@@ -1312,7 +1712,14 @@
               </w:tc>
             </w:tr>
           </w:tbl>
-          <w:p/>
+          <w:p>
+            <w:pPr>
+              <w:rPr>
+                <w:sz w:val="18"/>
+                <w:szCs w:val="18"/>
+              </w:rPr>
+            </w:pPr>
+          </w:p>
           <w:tbl>
             <w:tblPr>
               <w:tblW w:w="0" w:type="auto"/>
@@ -1341,12 +1748,17 @@
                 <w:p>
                   <w:pPr>
                     <w:jc w:val="center"/>
+                    <w:rPr>
+                      <w:sz w:val="18"/>
+                      <w:szCs w:val="18"/>
+                    </w:rPr>
                   </w:pPr>
                   <w:r>
                     <w:rPr>
                       <w:b/>
                       <w:color w:val="FFFFFF"/>
-                      <w:sz w:val="14"/>
+                      <w:sz w:val="18"/>
+                      <w:szCs w:val="18"/>
                     </w:rPr>
                     <w:t>Overloads, Constructors &amp; Fields</w:t>
                   </w:r>
@@ -1371,17 +1783,36 @@
                 <w:p>
                   <w:pPr>
                     <w:spacing w:line="211" w:lineRule="auto"/>
+                    <w:rPr>
+                      <w:sz w:val="18"/>
+                      <w:szCs w:val="18"/>
+                    </w:rPr>
                   </w:pPr>
                   <w:r>
                     <w:rPr>
                       <w:b/>
                       <w:color w:val="000000"/>
-                    </w:rPr>
-                    <w:t>C.method.overloads</w:t>
-                  </w:r>
-                  <w:r>
-                    <w:rPr>
-                      <w:color w:val="000000"/>
+                      <w:sz w:val="18"/>
+                      <w:szCs w:val="18"/>
+                    </w:rPr>
+                    <w:t>C.</w:t>
+                  </w:r>
+                  <w:proofErr w:type="gramStart"/>
+                  <w:r>
+                    <w:rPr>
+                      <w:b/>
+                      <w:color w:val="000000"/>
+                      <w:sz w:val="18"/>
+                      <w:szCs w:val="18"/>
+                    </w:rPr>
+                    <w:t>method.overloads</w:t>
+                  </w:r>
+                  <w:proofErr w:type="gramEnd"/>
+                  <w:r>
+                    <w:rPr>
+                      <w:color w:val="000000"/>
+                      <w:sz w:val="18"/>
+                      <w:szCs w:val="18"/>
                     </w:rPr>
                     <w:t xml:space="preserve"> - list all overloads</w:t>
                   </w:r>
@@ -1406,17 +1837,45 @@
                 <w:p>
                   <w:pPr>
                     <w:spacing w:line="211" w:lineRule="auto"/>
+                    <w:rPr>
+                      <w:sz w:val="18"/>
+                      <w:szCs w:val="18"/>
+                    </w:rPr>
                   </w:pPr>
                   <w:r>
                     <w:rPr>
                       <w:b/>
                       <w:color w:val="000000"/>
-                    </w:rPr>
-                    <w:t>C.method.overload('int')</w:t>
-                  </w:r>
-                  <w:r>
-                    <w:rPr>
-                      <w:color w:val="000000"/>
+                      <w:sz w:val="18"/>
+                      <w:szCs w:val="18"/>
+                    </w:rPr>
+                    <w:t>C.</w:t>
+                  </w:r>
+                  <w:proofErr w:type="gramStart"/>
+                  <w:r>
+                    <w:rPr>
+                      <w:b/>
+                      <w:color w:val="000000"/>
+                      <w:sz w:val="18"/>
+                      <w:szCs w:val="18"/>
+                    </w:rPr>
+                    <w:t>method.overload</w:t>
+                  </w:r>
+                  <w:proofErr w:type="gramEnd"/>
+                  <w:r>
+                    <w:rPr>
+                      <w:b/>
+                      <w:color w:val="000000"/>
+                      <w:sz w:val="18"/>
+                      <w:szCs w:val="18"/>
+                    </w:rPr>
+                    <w:t>('int')</w:t>
+                  </w:r>
+                  <w:r>
+                    <w:rPr>
+                      <w:color w:val="000000"/>
+                      <w:sz w:val="18"/>
+                      <w:szCs w:val="18"/>
                     </w:rPr>
                     <w:t xml:space="preserve"> - select int overload</w:t>
                   </w:r>
@@ -1441,19 +1900,65 @@
                 <w:p>
                   <w:pPr>
                     <w:spacing w:line="211" w:lineRule="auto"/>
+                    <w:rPr>
+                      <w:sz w:val="18"/>
+                      <w:szCs w:val="18"/>
+                    </w:rPr>
                   </w:pPr>
                   <w:r>
                     <w:rPr>
                       <w:b/>
                       <w:color w:val="000000"/>
-                    </w:rPr>
-                    <w:t>C.method.overload('[B')</w:t>
-                  </w:r>
-                  <w:r>
-                    <w:rPr>
-                      <w:color w:val="000000"/>
-                    </w:rPr>
-                    <w:t xml:space="preserve"> - select byte[] overload</w:t>
+                      <w:sz w:val="18"/>
+                      <w:szCs w:val="18"/>
+                    </w:rPr>
+                    <w:t>C.</w:t>
+                  </w:r>
+                  <w:proofErr w:type="gramStart"/>
+                  <w:r>
+                    <w:rPr>
+                      <w:b/>
+                      <w:color w:val="000000"/>
+                      <w:sz w:val="18"/>
+                      <w:szCs w:val="18"/>
+                    </w:rPr>
+                    <w:t>method.overload</w:t>
+                  </w:r>
+                  <w:proofErr w:type="gramEnd"/>
+                  <w:r>
+                    <w:rPr>
+                      <w:b/>
+                      <w:color w:val="000000"/>
+                      <w:sz w:val="18"/>
+                      <w:szCs w:val="18"/>
+                    </w:rPr>
+                    <w:t>('[B')</w:t>
+                  </w:r>
+                  <w:r>
+                    <w:rPr>
+                      <w:color w:val="000000"/>
+                      <w:sz w:val="18"/>
+                      <w:szCs w:val="18"/>
+                    </w:rPr>
+                    <w:t xml:space="preserve"> - select </w:t>
+                  </w:r>
+                  <w:proofErr w:type="gramStart"/>
+                  <w:r>
+                    <w:rPr>
+                      <w:color w:val="000000"/>
+                      <w:sz w:val="18"/>
+                      <w:szCs w:val="18"/>
+                    </w:rPr>
+                    <w:t>byte[</w:t>
+                  </w:r>
+                  <w:proofErr w:type="gramEnd"/>
+                  <w:r>
+                    <w:rPr>
+                      <w:color w:val="000000"/>
+                      <w:sz w:val="18"/>
+                      <w:szCs w:val="18"/>
+                    </w:rPr>
+                    <w:t>] overload</w:t>
                   </w:r>
                 </w:p>
               </w:tc>
@@ -1476,17 +1981,25 @@
                 <w:p>
                   <w:pPr>
                     <w:spacing w:line="211" w:lineRule="auto"/>
+                    <w:rPr>
+                      <w:sz w:val="18"/>
+                      <w:szCs w:val="18"/>
+                    </w:rPr>
                   </w:pPr>
                   <w:r>
                     <w:rPr>
                       <w:b/>
                       <w:color w:val="000000"/>
+                      <w:sz w:val="18"/>
+                      <w:szCs w:val="18"/>
                     </w:rPr>
                     <w:t>C.$init.overload(...)</w:t>
                   </w:r>
                   <w:r>
                     <w:rPr>
                       <w:color w:val="000000"/>
+                      <w:sz w:val="18"/>
+                      <w:szCs w:val="18"/>
                     </w:rPr>
                     <w:t xml:space="preserve"> - hook constructor</w:t>
                   </w:r>
@@ -1511,17 +2024,36 @@
                 <w:p>
                   <w:pPr>
                     <w:spacing w:line="211" w:lineRule="auto"/>
+                    <w:rPr>
+                      <w:sz w:val="18"/>
+                      <w:szCs w:val="18"/>
+                    </w:rPr>
                   </w:pPr>
-                  <w:r>
-                    <w:rPr>
-                      <w:b/>
-                      <w:color w:val="000000"/>
-                    </w:rPr>
-                    <w:t>this.field.value</w:t>
-                  </w:r>
-                  <w:r>
-                    <w:rPr>
-                      <w:color w:val="000000"/>
+                  <w:proofErr w:type="gramStart"/>
+                  <w:r>
+                    <w:rPr>
+                      <w:b/>
+                      <w:color w:val="000000"/>
+                      <w:sz w:val="18"/>
+                      <w:szCs w:val="18"/>
+                    </w:rPr>
+                    <w:t>this.field</w:t>
+                  </w:r>
+                  <w:proofErr w:type="gramEnd"/>
+                  <w:r>
+                    <w:rPr>
+                      <w:b/>
+                      <w:color w:val="000000"/>
+                      <w:sz w:val="18"/>
+                      <w:szCs w:val="18"/>
+                    </w:rPr>
+                    <w:t>.value</w:t>
+                  </w:r>
+                  <w:r>
+                    <w:rPr>
+                      <w:color w:val="000000"/>
+                      <w:sz w:val="18"/>
+                      <w:szCs w:val="18"/>
                     </w:rPr>
                     <w:t xml:space="preserve"> - read instance field</w:t>
                   </w:r>
@@ -1546,17 +2078,36 @@
                 <w:p>
                   <w:pPr>
                     <w:spacing w:line="211" w:lineRule="auto"/>
+                    <w:rPr>
+                      <w:sz w:val="18"/>
+                      <w:szCs w:val="18"/>
+                    </w:rPr>
                   </w:pPr>
-                  <w:r>
-                    <w:rPr>
-                      <w:b/>
-                      <w:color w:val="000000"/>
-                    </w:rPr>
-                    <w:t>this.field.value = value</w:t>
-                  </w:r>
-                  <w:r>
-                    <w:rPr>
-                      <w:color w:val="000000"/>
+                  <w:proofErr w:type="gramStart"/>
+                  <w:r>
+                    <w:rPr>
+                      <w:b/>
+                      <w:color w:val="000000"/>
+                      <w:sz w:val="18"/>
+                      <w:szCs w:val="18"/>
+                    </w:rPr>
+                    <w:t>this.field</w:t>
+                  </w:r>
+                  <w:proofErr w:type="gramEnd"/>
+                  <w:r>
+                    <w:rPr>
+                      <w:b/>
+                      <w:color w:val="000000"/>
+                      <w:sz w:val="18"/>
+                      <w:szCs w:val="18"/>
+                    </w:rPr>
+                    <w:t>.value = value</w:t>
+                  </w:r>
+                  <w:r>
+                    <w:rPr>
+                      <w:color w:val="000000"/>
+                      <w:sz w:val="18"/>
+                      <w:szCs w:val="18"/>
                     </w:rPr>
                     <w:t xml:space="preserve"> - write instance field</w:t>
                   </w:r>
@@ -1581,17 +2132,25 @@
                 <w:p>
                   <w:pPr>
                     <w:spacing w:line="211" w:lineRule="auto"/>
+                    <w:rPr>
+                      <w:sz w:val="18"/>
+                      <w:szCs w:val="18"/>
+                    </w:rPr>
                   </w:pPr>
                   <w:r>
                     <w:rPr>
                       <w:b/>
                       <w:color w:val="000000"/>
+                      <w:sz w:val="18"/>
+                      <w:szCs w:val="18"/>
                     </w:rPr>
                     <w:t>C.STATIC_FIELD.value</w:t>
                   </w:r>
                   <w:r>
                     <w:rPr>
                       <w:color w:val="000000"/>
+                      <w:sz w:val="18"/>
+                      <w:szCs w:val="18"/>
                     </w:rPr>
                     <w:t xml:space="preserve"> - read/write static field</w:t>
                   </w:r>
@@ -1599,7 +2158,14 @@
               </w:tc>
             </w:tr>
           </w:tbl>
-          <w:p/>
+          <w:p>
+            <w:pPr>
+              <w:rPr>
+                <w:sz w:val="18"/>
+                <w:szCs w:val="18"/>
+              </w:rPr>
+            </w:pPr>
+          </w:p>
           <w:tbl>
             <w:tblPr>
               <w:tblW w:w="0" w:type="auto"/>
@@ -1628,12 +2194,17 @@
                 <w:p>
                   <w:pPr>
                     <w:jc w:val="center"/>
+                    <w:rPr>
+                      <w:sz w:val="18"/>
+                      <w:szCs w:val="18"/>
+                    </w:rPr>
                   </w:pPr>
                   <w:r>
                     <w:rPr>
                       <w:b/>
                       <w:color w:val="FFFFFF"/>
-                      <w:sz w:val="14"/>
+                      <w:sz w:val="18"/>
+                      <w:szCs w:val="18"/>
                     </w:rPr>
                     <w:t>Stack, Classes &amp; Instances</w:t>
                   </w:r>
@@ -1658,17 +2229,45 @@
                 <w:p>
                   <w:pPr>
                     <w:spacing w:line="211" w:lineRule="auto"/>
+                    <w:rPr>
+                      <w:sz w:val="18"/>
+                      <w:szCs w:val="18"/>
+                    </w:rPr>
                   </w:pPr>
                   <w:r>
                     <w:rPr>
                       <w:b/>
                       <w:color w:val="000000"/>
-                    </w:rPr>
-                    <w:t>Java.use('android.util.Log')</w:t>
-                  </w:r>
-                  <w:r>
-                    <w:rPr>
-                      <w:color w:val="000000"/>
+                      <w:sz w:val="18"/>
+                      <w:szCs w:val="18"/>
+                    </w:rPr>
+                    <w:t>Java.use('</w:t>
+                  </w:r>
+                  <w:proofErr w:type="gramStart"/>
+                  <w:r>
+                    <w:rPr>
+                      <w:b/>
+                      <w:color w:val="000000"/>
+                      <w:sz w:val="18"/>
+                      <w:szCs w:val="18"/>
+                    </w:rPr>
+                    <w:t>android.util</w:t>
+                  </w:r>
+                  <w:proofErr w:type="gramEnd"/>
+                  <w:r>
+                    <w:rPr>
+                      <w:b/>
+                      <w:color w:val="000000"/>
+                      <w:sz w:val="18"/>
+                      <w:szCs w:val="18"/>
+                    </w:rPr>
+                    <w:t>.Log')</w:t>
+                  </w:r>
+                  <w:r>
+                    <w:rPr>
+                      <w:color w:val="000000"/>
+                      <w:sz w:val="18"/>
+                      <w:szCs w:val="18"/>
                     </w:rPr>
                     <w:t xml:space="preserve"> - access Android Log class</w:t>
                   </w:r>
@@ -1693,17 +2292,45 @@
                 <w:p>
                   <w:pPr>
                     <w:spacing w:line="211" w:lineRule="auto"/>
+                    <w:rPr>
+                      <w:sz w:val="18"/>
+                      <w:szCs w:val="18"/>
+                    </w:rPr>
                   </w:pPr>
                   <w:r>
                     <w:rPr>
                       <w:b/>
                       <w:color w:val="000000"/>
-                    </w:rPr>
-                    <w:t>Log.getStackTraceString(Exception.$new())</w:t>
-                  </w:r>
-                  <w:r>
-                    <w:rPr>
-                      <w:color w:val="000000"/>
+                      <w:sz w:val="18"/>
+                      <w:szCs w:val="18"/>
+                    </w:rPr>
+                    <w:t>Log.getStackTraceString(</w:t>
+                  </w:r>
+                  <w:proofErr w:type="gramStart"/>
+                  <w:r>
+                    <w:rPr>
+                      <w:b/>
+                      <w:color w:val="000000"/>
+                      <w:sz w:val="18"/>
+                      <w:szCs w:val="18"/>
+                    </w:rPr>
+                    <w:t>Exception.$new(</w:t>
+                  </w:r>
+                  <w:proofErr w:type="gramEnd"/>
+                  <w:r>
+                    <w:rPr>
+                      <w:b/>
+                      <w:color w:val="000000"/>
+                      <w:sz w:val="18"/>
+                      <w:szCs w:val="18"/>
+                    </w:rPr>
+                    <w:t>))</w:t>
+                  </w:r>
+                  <w:r>
+                    <w:rPr>
+                      <w:color w:val="000000"/>
+                      <w:sz w:val="18"/>
+                      <w:szCs w:val="18"/>
                     </w:rPr>
                     <w:t xml:space="preserve"> - print stack trace</w:t>
                   </w:r>
@@ -1728,17 +2355,25 @@
                 <w:p>
                   <w:pPr>
                     <w:spacing w:line="211" w:lineRule="auto"/>
+                    <w:rPr>
+                      <w:sz w:val="18"/>
+                      <w:szCs w:val="18"/>
+                    </w:rPr>
                   </w:pPr>
                   <w:r>
                     <w:rPr>
                       <w:b/>
                       <w:color w:val="000000"/>
+                      <w:sz w:val="18"/>
+                      <w:szCs w:val="18"/>
                     </w:rPr>
                     <w:t>Java.enumerateLoadedClasses({...})</w:t>
                   </w:r>
                   <w:r>
                     <w:rPr>
                       <w:color w:val="000000"/>
+                      <w:sz w:val="18"/>
+                      <w:szCs w:val="18"/>
                     </w:rPr>
                     <w:t xml:space="preserve"> - list loaded classes</w:t>
                   </w:r>
@@ -1763,17 +2398,45 @@
                 <w:p>
                   <w:pPr>
                     <w:spacing w:line="211" w:lineRule="auto"/>
+                    <w:rPr>
+                      <w:sz w:val="18"/>
+                      <w:szCs w:val="18"/>
+                    </w:rPr>
                   </w:pPr>
                   <w:r>
                     <w:rPr>
                       <w:b/>
                       <w:color w:val="000000"/>
-                    </w:rPr>
-                    <w:t>C.class.getDeclaredMethods()</w:t>
-                  </w:r>
-                  <w:r>
-                    <w:rPr>
-                      <w:color w:val="000000"/>
+                      <w:sz w:val="18"/>
+                      <w:szCs w:val="18"/>
+                    </w:rPr>
+                    <w:t>C.</w:t>
+                  </w:r>
+                  <w:proofErr w:type="gramStart"/>
+                  <w:r>
+                    <w:rPr>
+                      <w:b/>
+                      <w:color w:val="000000"/>
+                      <w:sz w:val="18"/>
+                      <w:szCs w:val="18"/>
+                    </w:rPr>
+                    <w:t>class.getDeclaredMethods</w:t>
+                  </w:r>
+                  <w:proofErr w:type="gramEnd"/>
+                  <w:r>
+                    <w:rPr>
+                      <w:b/>
+                      <w:color w:val="000000"/>
+                      <w:sz w:val="18"/>
+                      <w:szCs w:val="18"/>
+                    </w:rPr>
+                    <w:t>()</w:t>
+                  </w:r>
+                  <w:r>
+                    <w:rPr>
+                      <w:color w:val="000000"/>
+                      <w:sz w:val="18"/>
+                      <w:szCs w:val="18"/>
                     </w:rPr>
                     <w:t xml:space="preserve"> - list declared methods</w:t>
                   </w:r>
@@ -1798,17 +2461,45 @@
                 <w:p>
                   <w:pPr>
                     <w:spacing w:line="211" w:lineRule="auto"/>
+                    <w:rPr>
+                      <w:sz w:val="18"/>
+                      <w:szCs w:val="18"/>
+                    </w:rPr>
                   </w:pPr>
                   <w:r>
                     <w:rPr>
                       <w:b/>
                       <w:color w:val="000000"/>
-                    </w:rPr>
-                    <w:t>C.class.getDeclaredFields()</w:t>
-                  </w:r>
-                  <w:r>
-                    <w:rPr>
-                      <w:color w:val="000000"/>
+                      <w:sz w:val="18"/>
+                      <w:szCs w:val="18"/>
+                    </w:rPr>
+                    <w:t>C.</w:t>
+                  </w:r>
+                  <w:proofErr w:type="gramStart"/>
+                  <w:r>
+                    <w:rPr>
+                      <w:b/>
+                      <w:color w:val="000000"/>
+                      <w:sz w:val="18"/>
+                      <w:szCs w:val="18"/>
+                    </w:rPr>
+                    <w:t>class.getDeclaredFields</w:t>
+                  </w:r>
+                  <w:proofErr w:type="gramEnd"/>
+                  <w:r>
+                    <w:rPr>
+                      <w:b/>
+                      <w:color w:val="000000"/>
+                      <w:sz w:val="18"/>
+                      <w:szCs w:val="18"/>
+                    </w:rPr>
+                    <w:t>()</w:t>
+                  </w:r>
+                  <w:r>
+                    <w:rPr>
+                      <w:color w:val="000000"/>
+                      <w:sz w:val="18"/>
+                      <w:szCs w:val="18"/>
                     </w:rPr>
                     <w:t xml:space="preserve"> - list declared fields</w:t>
                   </w:r>
@@ -1833,17 +2524,45 @@
                 <w:p>
                   <w:pPr>
                     <w:spacing w:line="211" w:lineRule="auto"/>
+                    <w:rPr>
+                      <w:sz w:val="18"/>
+                      <w:szCs w:val="18"/>
+                    </w:rPr>
                   </w:pPr>
                   <w:r>
                     <w:rPr>
                       <w:b/>
                       <w:color w:val="000000"/>
-                    </w:rPr>
-                    <w:t>Java.choose('pkg.Class', {...})</w:t>
-                  </w:r>
-                  <w:r>
-                    <w:rPr>
-                      <w:color w:val="000000"/>
+                      <w:sz w:val="18"/>
+                      <w:szCs w:val="18"/>
+                    </w:rPr>
+                    <w:t>Java.choose('</w:t>
+                  </w:r>
+                  <w:proofErr w:type="gramStart"/>
+                  <w:r>
+                    <w:rPr>
+                      <w:b/>
+                      <w:color w:val="000000"/>
+                      <w:sz w:val="18"/>
+                      <w:szCs w:val="18"/>
+                    </w:rPr>
+                    <w:t>pkg.Class</w:t>
+                  </w:r>
+                  <w:proofErr w:type="gramEnd"/>
+                  <w:r>
+                    <w:rPr>
+                      <w:b/>
+                      <w:color w:val="000000"/>
+                      <w:sz w:val="18"/>
+                      <w:szCs w:val="18"/>
+                    </w:rPr>
+                    <w:t>', {...})</w:t>
+                  </w:r>
+                  <w:r>
+                    <w:rPr>
+                      <w:color w:val="000000"/>
+                      <w:sz w:val="18"/>
+                      <w:szCs w:val="18"/>
                     </w:rPr>
                     <w:t xml:space="preserve"> - find live heap instances</w:t>
                   </w:r>
@@ -1851,7 +2570,14 @@
               </w:tc>
             </w:tr>
           </w:tbl>
-          <w:p/>
+          <w:p>
+            <w:pPr>
+              <w:rPr>
+                <w:sz w:val="18"/>
+                <w:szCs w:val="18"/>
+              </w:rPr>
+            </w:pPr>
+          </w:p>
           <w:tbl>
             <w:tblPr>
               <w:tblW w:w="0" w:type="auto"/>
@@ -1880,12 +2606,17 @@
                 <w:p>
                   <w:pPr>
                     <w:jc w:val="center"/>
+                    <w:rPr>
+                      <w:sz w:val="18"/>
+                      <w:szCs w:val="18"/>
+                    </w:rPr>
                   </w:pPr>
                   <w:r>
                     <w:rPr>
                       <w:b/>
                       <w:color w:val="FFFFFF"/>
-                      <w:sz w:val="14"/>
+                      <w:sz w:val="18"/>
+                      <w:szCs w:val="18"/>
                     </w:rPr>
                     <w:t>Common Java Signatures</w:t>
                   </w:r>
@@ -1910,17 +2641,25 @@
                 <w:p>
                   <w:pPr>
                     <w:spacing w:line="211" w:lineRule="auto"/>
+                    <w:rPr>
+                      <w:sz w:val="18"/>
+                      <w:szCs w:val="18"/>
+                    </w:rPr>
                   </w:pPr>
                   <w:r>
                     <w:rPr>
                       <w:b/>
                       <w:color w:val="000000"/>
+                      <w:sz w:val="18"/>
+                      <w:szCs w:val="18"/>
                     </w:rPr>
                     <w:t>boolean / int / long</w:t>
                   </w:r>
                   <w:r>
                     <w:rPr>
                       <w:color w:val="000000"/>
+                      <w:sz w:val="18"/>
+                      <w:szCs w:val="18"/>
                     </w:rPr>
                     <w:t xml:space="preserve"> - primitive types</w:t>
                   </w:r>
@@ -1945,17 +2684,36 @@
                 <w:p>
                   <w:pPr>
                     <w:spacing w:line="211" w:lineRule="auto"/>
+                    <w:rPr>
+                      <w:sz w:val="18"/>
+                      <w:szCs w:val="18"/>
+                    </w:rPr>
                   </w:pPr>
-                  <w:r>
-                    <w:rPr>
-                      <w:b/>
-                      <w:color w:val="000000"/>
-                    </w:rPr>
-                    <w:t>java.lang.String</w:t>
-                  </w:r>
-                  <w:r>
-                    <w:rPr>
-                      <w:color w:val="000000"/>
+                  <w:proofErr w:type="gramStart"/>
+                  <w:r>
+                    <w:rPr>
+                      <w:b/>
+                      <w:color w:val="000000"/>
+                      <w:sz w:val="18"/>
+                      <w:szCs w:val="18"/>
+                    </w:rPr>
+                    <w:t>java.lang</w:t>
+                  </w:r>
+                  <w:proofErr w:type="gramEnd"/>
+                  <w:r>
+                    <w:rPr>
+                      <w:b/>
+                      <w:color w:val="000000"/>
+                      <w:sz w:val="18"/>
+                      <w:szCs w:val="18"/>
+                    </w:rPr>
+                    <w:t>.String</w:t>
+                  </w:r>
+                  <w:r>
+                    <w:rPr>
+                      <w:color w:val="000000"/>
+                      <w:sz w:val="18"/>
+                      <w:szCs w:val="18"/>
                     </w:rPr>
                     <w:t xml:space="preserve"> - String argument</w:t>
                   </w:r>
@@ -1980,17 +2738,36 @@
                 <w:p>
                   <w:pPr>
                     <w:spacing w:line="211" w:lineRule="auto"/>
+                    <w:rPr>
+                      <w:sz w:val="18"/>
+                      <w:szCs w:val="18"/>
+                    </w:rPr>
                   </w:pPr>
-                  <w:r>
-                    <w:rPr>
-                      <w:b/>
-                      <w:color w:val="000000"/>
-                    </w:rPr>
-                    <w:t>java.lang.Object</w:t>
-                  </w:r>
-                  <w:r>
-                    <w:rPr>
-                      <w:color w:val="000000"/>
+                  <w:proofErr w:type="gramStart"/>
+                  <w:r>
+                    <w:rPr>
+                      <w:b/>
+                      <w:color w:val="000000"/>
+                      <w:sz w:val="18"/>
+                      <w:szCs w:val="18"/>
+                    </w:rPr>
+                    <w:t>java.lang</w:t>
+                  </w:r>
+                  <w:proofErr w:type="gramEnd"/>
+                  <w:r>
+                    <w:rPr>
+                      <w:b/>
+                      <w:color w:val="000000"/>
+                      <w:sz w:val="18"/>
+                      <w:szCs w:val="18"/>
+                    </w:rPr>
+                    <w:t>.Object</w:t>
+                  </w:r>
+                  <w:r>
+                    <w:rPr>
+                      <w:color w:val="000000"/>
+                      <w:sz w:val="18"/>
+                      <w:szCs w:val="18"/>
                     </w:rPr>
                     <w:t xml:space="preserve"> - generic object argument</w:t>
                   </w:r>
@@ -2015,19 +2792,45 @@
                 <w:p>
                   <w:pPr>
                     <w:spacing w:line="211" w:lineRule="auto"/>
+                    <w:rPr>
+                      <w:sz w:val="18"/>
+                      <w:szCs w:val="18"/>
+                    </w:rPr>
                   </w:pPr>
                   <w:r>
                     <w:rPr>
                       <w:b/>
                       <w:color w:val="000000"/>
+                      <w:sz w:val="18"/>
+                      <w:szCs w:val="18"/>
                     </w:rPr>
                     <w:t>[B</w:t>
                   </w:r>
                   <w:r>
                     <w:rPr>
                       <w:color w:val="000000"/>
-                    </w:rPr>
-                    <w:t xml:space="preserve"> - byte[]</w:t>
+                      <w:sz w:val="18"/>
+                      <w:szCs w:val="18"/>
+                    </w:rPr>
+                    <w:t xml:space="preserve"> - </w:t>
+                  </w:r>
+                  <w:proofErr w:type="gramStart"/>
+                  <w:r>
+                    <w:rPr>
+                      <w:color w:val="000000"/>
+                      <w:sz w:val="18"/>
+                      <w:szCs w:val="18"/>
+                    </w:rPr>
+                    <w:t>byte[</w:t>
+                  </w:r>
+                  <w:proofErr w:type="gramEnd"/>
+                  <w:r>
+                    <w:rPr>
+                      <w:color w:val="000000"/>
+                      <w:sz w:val="18"/>
+                      <w:szCs w:val="18"/>
+                    </w:rPr>
+                    <w:t>]</w:t>
                   </w:r>
                 </w:p>
               </w:tc>
@@ -2050,19 +2853,65 @@
                 <w:p>
                   <w:pPr>
                     <w:spacing w:line="211" w:lineRule="auto"/>
+                    <w:rPr>
+                      <w:sz w:val="18"/>
+                      <w:szCs w:val="18"/>
+                    </w:rPr>
                   </w:pPr>
                   <w:r>
                     <w:rPr>
                       <w:b/>
                       <w:color w:val="000000"/>
-                    </w:rPr>
-                    <w:t>[Ljava.lang.String;</w:t>
-                  </w:r>
-                  <w:r>
-                    <w:rPr>
-                      <w:color w:val="000000"/>
-                    </w:rPr>
-                    <w:t xml:space="preserve"> - String[]</w:t>
+                      <w:sz w:val="18"/>
+                      <w:szCs w:val="18"/>
+                    </w:rPr>
+                    <w:t>[</w:t>
+                  </w:r>
+                  <w:proofErr w:type="gramStart"/>
+                  <w:r>
+                    <w:rPr>
+                      <w:b/>
+                      <w:color w:val="000000"/>
+                      <w:sz w:val="18"/>
+                      <w:szCs w:val="18"/>
+                    </w:rPr>
+                    <w:t>Ljava.lang.String</w:t>
+                  </w:r>
+                  <w:proofErr w:type="gramEnd"/>
+                  <w:r>
+                    <w:rPr>
+                      <w:b/>
+                      <w:color w:val="000000"/>
+                      <w:sz w:val="18"/>
+                      <w:szCs w:val="18"/>
+                    </w:rPr>
+                    <w:t>;</w:t>
+                  </w:r>
+                  <w:r>
+                    <w:rPr>
+                      <w:color w:val="000000"/>
+                      <w:sz w:val="18"/>
+                      <w:szCs w:val="18"/>
+                    </w:rPr>
+                    <w:t xml:space="preserve"> - </w:t>
+                  </w:r>
+                  <w:proofErr w:type="gramStart"/>
+                  <w:r>
+                    <w:rPr>
+                      <w:color w:val="000000"/>
+                      <w:sz w:val="18"/>
+                      <w:szCs w:val="18"/>
+                    </w:rPr>
+                    <w:t>String[</w:t>
+                  </w:r>
+                  <w:proofErr w:type="gramEnd"/>
+                  <w:r>
+                    <w:rPr>
+                      <w:color w:val="000000"/>
+                      <w:sz w:val="18"/>
+                      <w:szCs w:val="18"/>
+                    </w:rPr>
+                    <w:t>]</w:t>
                   </w:r>
                 </w:p>
               </w:tc>
@@ -2085,17 +2934,36 @@
                 <w:p>
                   <w:pPr>
                     <w:spacing w:line="211" w:lineRule="auto"/>
+                    <w:rPr>
+                      <w:sz w:val="18"/>
+                      <w:szCs w:val="18"/>
+                    </w:rPr>
                   </w:pPr>
-                  <w:r>
-                    <w:rPr>
-                      <w:b/>
-                      <w:color w:val="000000"/>
-                    </w:rPr>
-                    <w:t>android.view.View</w:t>
-                  </w:r>
-                  <w:r>
-                    <w:rPr>
-                      <w:color w:val="000000"/>
+                  <w:proofErr w:type="gramStart"/>
+                  <w:r>
+                    <w:rPr>
+                      <w:b/>
+                      <w:color w:val="000000"/>
+                      <w:sz w:val="18"/>
+                      <w:szCs w:val="18"/>
+                    </w:rPr>
+                    <w:t>android.view</w:t>
+                  </w:r>
+                  <w:proofErr w:type="gramEnd"/>
+                  <w:r>
+                    <w:rPr>
+                      <w:b/>
+                      <w:color w:val="000000"/>
+                      <w:sz w:val="18"/>
+                      <w:szCs w:val="18"/>
+                    </w:rPr>
+                    <w:t>.View</w:t>
+                  </w:r>
+                  <w:r>
+                    <w:rPr>
+                      <w:color w:val="000000"/>
+                      <w:sz w:val="18"/>
+                      <w:szCs w:val="18"/>
                     </w:rPr>
                     <w:t xml:space="preserve"> - Android View argument</w:t>
                   </w:r>
@@ -2120,19 +2988,369 @@
                 <w:p>
                   <w:pPr>
                     <w:spacing w:line="211" w:lineRule="auto"/>
+                    <w:rPr>
+                      <w:sz w:val="18"/>
+                      <w:szCs w:val="18"/>
+                    </w:rPr>
                   </w:pPr>
-                  <w:r>
-                    <w:rPr>
-                      <w:b/>
-                      <w:color w:val="000000"/>
-                    </w:rPr>
-                    <w:t>overload()</w:t>
-                  </w:r>
-                  <w:r>
-                    <w:rPr>
-                      <w:color w:val="000000"/>
+                  <w:proofErr w:type="gramStart"/>
+                  <w:r>
+                    <w:rPr>
+                      <w:b/>
+                      <w:color w:val="000000"/>
+                      <w:sz w:val="18"/>
+                      <w:szCs w:val="18"/>
+                    </w:rPr>
+                    <w:t>overload(</w:t>
+                  </w:r>
+                  <w:proofErr w:type="gramEnd"/>
+                  <w:r>
+                    <w:rPr>
+                      <w:b/>
+                      <w:color w:val="000000"/>
+                      <w:sz w:val="18"/>
+                      <w:szCs w:val="18"/>
+                    </w:rPr>
+                    <w:t>)</w:t>
+                  </w:r>
+                  <w:r>
+                    <w:rPr>
+                      <w:color w:val="000000"/>
+                      <w:sz w:val="18"/>
+                      <w:szCs w:val="18"/>
                     </w:rPr>
                     <w:t xml:space="preserve"> - method with no arguments</w:t>
+                  </w:r>
+                </w:p>
+              </w:tc>
+            </w:tr>
+            <w:tr>
+              <w:trPr>
+                <w:jc w:val="center"/>
+              </w:trPr>
+              <w:tc>
+                <w:tcPr>
+                  <w:tcW w:w="5357" w:type="dxa"/>
+                  <w:shd w:val="clear" w:color="auto" w:fill="0F5A56"/>
+                  <w:tcMar>
+                    <w:top w:w="15" w:type="dxa"/>
+                    <w:left w:w="25" w:type="dxa"/>
+                    <w:bottom w:w="15" w:type="dxa"/>
+                    <w:right w:w="25" w:type="dxa"/>
+                  </w:tcMar>
+                </w:tcPr>
+                <w:p>
+                  <w:pPr>
+                    <w:jc w:val="center"/>
+                    <w:rPr>
+                      <w:sz w:val="18"/>
+                      <w:szCs w:val="18"/>
+                    </w:rPr>
+                  </w:pPr>
+                  <w:r>
+                    <w:rPr>
+                      <w:b/>
+                      <w:color w:val="FFFFFF"/>
+                      <w:sz w:val="18"/>
+                      <w:szCs w:val="18"/>
+                    </w:rPr>
+                    <w:t>Quick Workflow</w:t>
+                  </w:r>
+                </w:p>
+              </w:tc>
+            </w:tr>
+            <w:tr>
+              <w:trPr>
+                <w:jc w:val="center"/>
+              </w:trPr>
+              <w:tc>
+                <w:tcPr>
+                  <w:tcW w:w="5357" w:type="dxa"/>
+                  <w:shd w:val="clear" w:color="auto" w:fill="EEF0FA"/>
+                  <w:tcMar>
+                    <w:top w:w="7" w:type="dxa"/>
+                    <w:left w:w="25" w:type="dxa"/>
+                    <w:bottom w:w="7" w:type="dxa"/>
+                    <w:right w:w="25" w:type="dxa"/>
+                  </w:tcMar>
+                </w:tcPr>
+                <w:p>
+                  <w:pPr>
+                    <w:spacing w:line="211" w:lineRule="auto"/>
+                    <w:rPr>
+                      <w:sz w:val="18"/>
+                      <w:szCs w:val="18"/>
+                    </w:rPr>
+                  </w:pPr>
+                  <w:r>
+                    <w:rPr>
+                      <w:b/>
+                      <w:color w:val="000000"/>
+                      <w:sz w:val="18"/>
+                      <w:szCs w:val="18"/>
+                    </w:rPr>
+                    <w:t>1. Analyze APK in JADX</w:t>
+                  </w:r>
+                  <w:r>
+                    <w:rPr>
+                      <w:color w:val="000000"/>
+                      <w:sz w:val="18"/>
+                      <w:szCs w:val="18"/>
+                    </w:rPr>
+                    <w:t xml:space="preserve"> - find class, method, signature</w:t>
+                  </w:r>
+                </w:p>
+              </w:tc>
+            </w:tr>
+            <w:tr>
+              <w:trPr>
+                <w:jc w:val="center"/>
+              </w:trPr>
+              <w:tc>
+                <w:tcPr>
+                  <w:tcW w:w="5357" w:type="dxa"/>
+                  <w:shd w:val="clear" w:color="auto" w:fill="FFFFFF"/>
+                  <w:tcMar>
+                    <w:top w:w="7" w:type="dxa"/>
+                    <w:left w:w="25" w:type="dxa"/>
+                    <w:bottom w:w="7" w:type="dxa"/>
+                    <w:right w:w="25" w:type="dxa"/>
+                  </w:tcMar>
+                </w:tcPr>
+                <w:p>
+                  <w:pPr>
+                    <w:spacing w:line="211" w:lineRule="auto"/>
+                    <w:rPr>
+                      <w:sz w:val="18"/>
+                      <w:szCs w:val="18"/>
+                    </w:rPr>
+                  </w:pPr>
+                  <w:r>
+                    <w:rPr>
+                      <w:b/>
+                      <w:color w:val="000000"/>
+                      <w:sz w:val="18"/>
+                      <w:szCs w:val="18"/>
+                    </w:rPr>
+                    <w:t xml:space="preserve">2. Start </w:t>
+                  </w:r>
+                  <w:proofErr w:type="spellStart"/>
+                  <w:r>
+                    <w:rPr>
+                      <w:b/>
+                      <w:color w:val="000000"/>
+                      <w:sz w:val="18"/>
+                      <w:szCs w:val="18"/>
+                    </w:rPr>
+                    <w:t>frida</w:t>
+                  </w:r>
+                  <w:proofErr w:type="spellEnd"/>
+                  <w:r>
+                    <w:rPr>
+                      <w:b/>
+                      <w:color w:val="000000"/>
+                      <w:sz w:val="18"/>
+                      <w:szCs w:val="18"/>
+                    </w:rPr>
+                    <w:t>-server</w:t>
+                  </w:r>
+                  <w:r>
+                    <w:rPr>
+                      <w:color w:val="000000"/>
+                      <w:sz w:val="18"/>
+                      <w:szCs w:val="18"/>
+                    </w:rPr>
+                    <w:t xml:space="preserve"> - verify with </w:t>
+                  </w:r>
+                  <w:proofErr w:type="spellStart"/>
+                  <w:r>
+                    <w:rPr>
+                      <w:color w:val="000000"/>
+                      <w:sz w:val="18"/>
+                      <w:szCs w:val="18"/>
+                    </w:rPr>
+                    <w:t>frida-ps</w:t>
+                  </w:r>
+                  <w:proofErr w:type="spellEnd"/>
+                  <w:r>
+                    <w:rPr>
+                      <w:color w:val="000000"/>
+                      <w:sz w:val="18"/>
+                      <w:szCs w:val="18"/>
+                    </w:rPr>
+                    <w:t xml:space="preserve"> -U</w:t>
+                  </w:r>
+                </w:p>
+              </w:tc>
+            </w:tr>
+            <w:tr>
+              <w:trPr>
+                <w:jc w:val="center"/>
+              </w:trPr>
+              <w:tc>
+                <w:tcPr>
+                  <w:tcW w:w="5357" w:type="dxa"/>
+                  <w:shd w:val="clear" w:color="auto" w:fill="EEF0FA"/>
+                  <w:tcMar>
+                    <w:top w:w="7" w:type="dxa"/>
+                    <w:left w:w="25" w:type="dxa"/>
+                    <w:bottom w:w="7" w:type="dxa"/>
+                    <w:right w:w="25" w:type="dxa"/>
+                  </w:tcMar>
+                </w:tcPr>
+                <w:p>
+                  <w:pPr>
+                    <w:spacing w:line="211" w:lineRule="auto"/>
+                    <w:rPr>
+                      <w:sz w:val="18"/>
+                      <w:szCs w:val="18"/>
+                    </w:rPr>
+                  </w:pPr>
+                  <w:r>
+                    <w:rPr>
+                      <w:b/>
+                      <w:color w:val="000000"/>
+                      <w:sz w:val="18"/>
+                      <w:szCs w:val="18"/>
+                    </w:rPr>
+                    <w:t>3. Write monitoring hook</w:t>
+                  </w:r>
+                  <w:r>
+                    <w:rPr>
+                      <w:color w:val="000000"/>
+                      <w:sz w:val="18"/>
+                      <w:szCs w:val="18"/>
+                    </w:rPr>
+                    <w:t xml:space="preserve"> - log inputs and outputs first</w:t>
+                  </w:r>
+                </w:p>
+              </w:tc>
+            </w:tr>
+            <w:tr>
+              <w:trPr>
+                <w:jc w:val="center"/>
+              </w:trPr>
+              <w:tc>
+                <w:tcPr>
+                  <w:tcW w:w="5357" w:type="dxa"/>
+                  <w:shd w:val="clear" w:color="auto" w:fill="FFFFFF"/>
+                  <w:tcMar>
+                    <w:top w:w="7" w:type="dxa"/>
+                    <w:left w:w="25" w:type="dxa"/>
+                    <w:bottom w:w="7" w:type="dxa"/>
+                    <w:right w:w="25" w:type="dxa"/>
+                  </w:tcMar>
+                </w:tcPr>
+                <w:p>
+                  <w:pPr>
+                    <w:spacing w:line="211" w:lineRule="auto"/>
+                    <w:rPr>
+                      <w:sz w:val="18"/>
+                      <w:szCs w:val="18"/>
+                    </w:rPr>
+                  </w:pPr>
+                  <w:r>
+                    <w:rPr>
+                      <w:b/>
+                      <w:color w:val="000000"/>
+                      <w:sz w:val="18"/>
+                      <w:szCs w:val="18"/>
+                    </w:rPr>
+                    <w:t>4. Trigger app behavior</w:t>
+                  </w:r>
+                  <w:r>
+                    <w:rPr>
+                      <w:color w:val="000000"/>
+                      <w:sz w:val="18"/>
+                      <w:szCs w:val="18"/>
+                    </w:rPr>
+                    <w:t xml:space="preserve"> - reproduce exact UI path</w:t>
+                  </w:r>
+                </w:p>
+              </w:tc>
+            </w:tr>
+            <w:tr>
+              <w:trPr>
+                <w:jc w:val="center"/>
+              </w:trPr>
+              <w:tc>
+                <w:tcPr>
+                  <w:tcW w:w="5357" w:type="dxa"/>
+                  <w:shd w:val="clear" w:color="auto" w:fill="EEF0FA"/>
+                  <w:tcMar>
+                    <w:top w:w="7" w:type="dxa"/>
+                    <w:left w:w="25" w:type="dxa"/>
+                    <w:bottom w:w="7" w:type="dxa"/>
+                    <w:right w:w="25" w:type="dxa"/>
+                  </w:tcMar>
+                </w:tcPr>
+                <w:p>
+                  <w:pPr>
+                    <w:spacing w:line="211" w:lineRule="auto"/>
+                    <w:rPr>
+                      <w:sz w:val="18"/>
+                      <w:szCs w:val="18"/>
+                    </w:rPr>
+                  </w:pPr>
+                  <w:r>
+                    <w:rPr>
+                      <w:b/>
+                      <w:color w:val="000000"/>
+                      <w:sz w:val="18"/>
+                      <w:szCs w:val="18"/>
+                    </w:rPr>
+                    <w:t>5. Modify carefully</w:t>
+                  </w:r>
+                  <w:r>
+                    <w:rPr>
+                      <w:color w:val="000000"/>
+                      <w:sz w:val="18"/>
+                      <w:szCs w:val="18"/>
+                    </w:rPr>
+                    <w:t xml:space="preserve"> - change one value at a time</w:t>
+                  </w:r>
+                </w:p>
+              </w:tc>
+            </w:tr>
+            <w:tr>
+              <w:trPr>
+                <w:jc w:val="center"/>
+              </w:trPr>
+              <w:tc>
+                <w:tcPr>
+                  <w:tcW w:w="5357" w:type="dxa"/>
+                  <w:shd w:val="clear" w:color="auto" w:fill="FFFFFF"/>
+                  <w:tcMar>
+                    <w:top w:w="7" w:type="dxa"/>
+                    <w:left w:w="25" w:type="dxa"/>
+                    <w:bottom w:w="7" w:type="dxa"/>
+                    <w:right w:w="25" w:type="dxa"/>
+                  </w:tcMar>
+                </w:tcPr>
+                <w:p>
+                  <w:pPr>
+                    <w:spacing w:line="211" w:lineRule="auto"/>
+                    <w:rPr>
+                      <w:sz w:val="18"/>
+                      <w:szCs w:val="18"/>
+                    </w:rPr>
+                  </w:pPr>
+                  <w:r>
+                    <w:rPr>
+                      <w:b/>
+                      <w:color w:val="000000"/>
+                      <w:sz w:val="18"/>
+                      <w:szCs w:val="18"/>
+                    </w:rPr>
+                    <w:t>6. Record evidence</w:t>
+                  </w:r>
+                  <w:r>
+                    <w:rPr>
+                      <w:color w:val="000000"/>
+                      <w:sz w:val="18"/>
+                      <w:szCs w:val="18"/>
+                    </w:rPr>
+                    <w:t xml:space="preserve"> - command, script, output, impact</w:t>
                   </w:r>
                 </w:p>
               </w:tc>
@@ -2150,7 +3368,14 @@
               <w:right w:w="0" w:type="dxa"/>
             </w:tcMar>
           </w:tcPr>
-          <w:p/>
+          <w:p>
+            <w:pPr>
+              <w:rPr>
+                <w:sz w:val="18"/>
+                <w:szCs w:val="18"/>
+              </w:rPr>
+            </w:pPr>
+          </w:p>
           <w:tbl>
             <w:tblPr>
               <w:tblW w:w="0" w:type="auto"/>
@@ -2179,12 +3404,17 @@
                 <w:p>
                   <w:pPr>
                     <w:jc w:val="center"/>
+                    <w:rPr>
+                      <w:sz w:val="18"/>
+                      <w:szCs w:val="18"/>
+                    </w:rPr>
                   </w:pPr>
                   <w:r>
                     <w:rPr>
                       <w:b/>
                       <w:color w:val="FFFFFF"/>
-                      <w:sz w:val="14"/>
+                      <w:sz w:val="18"/>
+                      <w:szCs w:val="18"/>
                     </w:rPr>
                     <w:t>SharedPreferences</w:t>
                   </w:r>
@@ -2209,17 +3439,45 @@
                 <w:p>
                   <w:pPr>
                     <w:spacing w:line="211" w:lineRule="auto"/>
+                    <w:rPr>
+                      <w:sz w:val="18"/>
+                      <w:szCs w:val="18"/>
+                    </w:rPr>
                   </w:pPr>
                   <w:r>
                     <w:rPr>
                       <w:b/>
                       <w:color w:val="000000"/>
-                    </w:rPr>
-                    <w:t>Java.use('android.app.SharedPreferencesImpl')</w:t>
-                  </w:r>
-                  <w:r>
-                    <w:rPr>
-                      <w:color w:val="000000"/>
+                      <w:sz w:val="18"/>
+                      <w:szCs w:val="18"/>
+                    </w:rPr>
+                    <w:t>Java.use('</w:t>
+                  </w:r>
+                  <w:proofErr w:type="gramStart"/>
+                  <w:r>
+                    <w:rPr>
+                      <w:b/>
+                      <w:color w:val="000000"/>
+                      <w:sz w:val="18"/>
+                      <w:szCs w:val="18"/>
+                    </w:rPr>
+                    <w:t>android.app.SharedPreferencesImpl</w:t>
+                  </w:r>
+                  <w:proofErr w:type="gramEnd"/>
+                  <w:r>
+                    <w:rPr>
+                      <w:b/>
+                      <w:color w:val="000000"/>
+                      <w:sz w:val="18"/>
+                      <w:szCs w:val="18"/>
+                    </w:rPr>
+                    <w:t>')</w:t>
+                  </w:r>
+                  <w:r>
+                    <w:rPr>
+                      <w:color w:val="000000"/>
+                      <w:sz w:val="18"/>
+                      <w:szCs w:val="18"/>
                     </w:rPr>
                     <w:t xml:space="preserve"> - implementation class</w:t>
                   </w:r>
@@ -2244,17 +3502,65 @@
                 <w:p>
                   <w:pPr>
                     <w:spacing w:line="211" w:lineRule="auto"/>
+                    <w:rPr>
+                      <w:sz w:val="18"/>
+                      <w:szCs w:val="18"/>
+                    </w:rPr>
                   </w:pPr>
                   <w:r>
                     <w:rPr>
                       <w:b/>
                       <w:color w:val="000000"/>
-                    </w:rPr>
-                    <w:t>getString.overload('java.lang.String','java.lang.String')</w:t>
-                  </w:r>
-                  <w:r>
-                    <w:rPr>
-                      <w:color w:val="000000"/>
+                      <w:sz w:val="18"/>
+                      <w:szCs w:val="18"/>
+                    </w:rPr>
+                    <w:t>getString.overload('</w:t>
+                  </w:r>
+                  <w:proofErr w:type="gramStart"/>
+                  <w:r>
+                    <w:rPr>
+                      <w:b/>
+                      <w:color w:val="000000"/>
+                      <w:sz w:val="18"/>
+                      <w:szCs w:val="18"/>
+                    </w:rPr>
+                    <w:t>java.lang</w:t>
+                  </w:r>
+                  <w:proofErr w:type="gramEnd"/>
+                  <w:r>
+                    <w:rPr>
+                      <w:b/>
+                      <w:color w:val="000000"/>
+                      <w:sz w:val="18"/>
+                      <w:szCs w:val="18"/>
+                    </w:rPr>
+                    <w:t>.String','</w:t>
+                  </w:r>
+                  <w:proofErr w:type="gramStart"/>
+                  <w:r>
+                    <w:rPr>
+                      <w:b/>
+                      <w:color w:val="000000"/>
+                      <w:sz w:val="18"/>
+                      <w:szCs w:val="18"/>
+                    </w:rPr>
+                    <w:t>java.lang</w:t>
+                  </w:r>
+                  <w:proofErr w:type="gramEnd"/>
+                  <w:r>
+                    <w:rPr>
+                      <w:b/>
+                      <w:color w:val="000000"/>
+                      <w:sz w:val="18"/>
+                      <w:szCs w:val="18"/>
+                    </w:rPr>
+                    <w:t>.String')</w:t>
+                  </w:r>
+                  <w:r>
+                    <w:rPr>
+                      <w:color w:val="000000"/>
+                      <w:sz w:val="18"/>
+                      <w:szCs w:val="18"/>
                     </w:rPr>
                     <w:t xml:space="preserve"> - hook reads</w:t>
                   </w:r>
@@ -2279,17 +3585,45 @@
                 <w:p>
                   <w:pPr>
                     <w:spacing w:line="211" w:lineRule="auto"/>
+                    <w:rPr>
+                      <w:sz w:val="18"/>
+                      <w:szCs w:val="18"/>
+                    </w:rPr>
                   </w:pPr>
                   <w:r>
                     <w:rPr>
                       <w:b/>
                       <w:color w:val="000000"/>
-                    </w:rPr>
-                    <w:t>Java.use('android.app.SharedPreferencesImpl$EditorImpl')</w:t>
-                  </w:r>
-                  <w:r>
-                    <w:rPr>
-                      <w:color w:val="000000"/>
+                      <w:sz w:val="18"/>
+                      <w:szCs w:val="18"/>
+                    </w:rPr>
+                    <w:t>Java.use('</w:t>
+                  </w:r>
+                  <w:proofErr w:type="gramStart"/>
+                  <w:r>
+                    <w:rPr>
+                      <w:b/>
+                      <w:color w:val="000000"/>
+                      <w:sz w:val="18"/>
+                      <w:szCs w:val="18"/>
+                    </w:rPr>
+                    <w:t>android.app.SharedPreferencesImpl</w:t>
+                  </w:r>
+                  <w:proofErr w:type="gramEnd"/>
+                  <w:r>
+                    <w:rPr>
+                      <w:b/>
+                      <w:color w:val="000000"/>
+                      <w:sz w:val="18"/>
+                      <w:szCs w:val="18"/>
+                    </w:rPr>
+                    <w:t>$EditorImpl')</w:t>
+                  </w:r>
+                  <w:r>
+                    <w:rPr>
+                      <w:color w:val="000000"/>
+                      <w:sz w:val="18"/>
+                      <w:szCs w:val="18"/>
                     </w:rPr>
                     <w:t xml:space="preserve"> - editor implementation</w:t>
                   </w:r>
@@ -2314,17 +3648,65 @@
                 <w:p>
                   <w:pPr>
                     <w:spacing w:line="211" w:lineRule="auto"/>
+                    <w:rPr>
+                      <w:sz w:val="18"/>
+                      <w:szCs w:val="18"/>
+                    </w:rPr>
                   </w:pPr>
                   <w:r>
                     <w:rPr>
                       <w:b/>
                       <w:color w:val="000000"/>
-                    </w:rPr>
-                    <w:t>putString.overload('java.lang.String','java.lang.String')</w:t>
-                  </w:r>
-                  <w:r>
-                    <w:rPr>
-                      <w:color w:val="000000"/>
+                      <w:sz w:val="18"/>
+                      <w:szCs w:val="18"/>
+                    </w:rPr>
+                    <w:t>putString.overload('</w:t>
+                  </w:r>
+                  <w:proofErr w:type="gramStart"/>
+                  <w:r>
+                    <w:rPr>
+                      <w:b/>
+                      <w:color w:val="000000"/>
+                      <w:sz w:val="18"/>
+                      <w:szCs w:val="18"/>
+                    </w:rPr>
+                    <w:t>java.lang</w:t>
+                  </w:r>
+                  <w:proofErr w:type="gramEnd"/>
+                  <w:r>
+                    <w:rPr>
+                      <w:b/>
+                      <w:color w:val="000000"/>
+                      <w:sz w:val="18"/>
+                      <w:szCs w:val="18"/>
+                    </w:rPr>
+                    <w:t>.String','</w:t>
+                  </w:r>
+                  <w:proofErr w:type="gramStart"/>
+                  <w:r>
+                    <w:rPr>
+                      <w:b/>
+                      <w:color w:val="000000"/>
+                      <w:sz w:val="18"/>
+                      <w:szCs w:val="18"/>
+                    </w:rPr>
+                    <w:t>java.lang</w:t>
+                  </w:r>
+                  <w:proofErr w:type="gramEnd"/>
+                  <w:r>
+                    <w:rPr>
+                      <w:b/>
+                      <w:color w:val="000000"/>
+                      <w:sz w:val="18"/>
+                      <w:szCs w:val="18"/>
+                    </w:rPr>
+                    <w:t>.String')</w:t>
+                  </w:r>
+                  <w:r>
+                    <w:rPr>
+                      <w:color w:val="000000"/>
+                      <w:sz w:val="18"/>
+                      <w:szCs w:val="18"/>
                     </w:rPr>
                     <w:t xml:space="preserve"> - hook writes</w:t>
                   </w:r>
@@ -2349,17 +3731,25 @@
                 <w:p>
                   <w:pPr>
                     <w:spacing w:line="211" w:lineRule="auto"/>
+                    <w:rPr>
+                      <w:sz w:val="18"/>
+                      <w:szCs w:val="18"/>
+                    </w:rPr>
                   </w:pPr>
                   <w:r>
                     <w:rPr>
                       <w:b/>
                       <w:color w:val="000000"/>
+                      <w:sz w:val="18"/>
+                      <w:szCs w:val="18"/>
                     </w:rPr>
                     <w:t>adb shell su -c "cat /data/data/pkg/shared_prefs/*.xml"</w:t>
                   </w:r>
                   <w:r>
                     <w:rPr>
                       <w:color w:val="000000"/>
+                      <w:sz w:val="18"/>
+                      <w:szCs w:val="18"/>
                     </w:rPr>
                     <w:t xml:space="preserve"> - view stored XML</w:t>
                   </w:r>
@@ -2367,7 +3757,14 @@
               </w:tc>
             </w:tr>
           </w:tbl>
-          <w:p/>
+          <w:p>
+            <w:pPr>
+              <w:rPr>
+                <w:sz w:val="18"/>
+                <w:szCs w:val="18"/>
+              </w:rPr>
+            </w:pPr>
+          </w:p>
           <w:tbl>
             <w:tblPr>
               <w:tblW w:w="0" w:type="auto"/>
@@ -2396,12 +3793,17 @@
                 <w:p>
                   <w:pPr>
                     <w:jc w:val="center"/>
+                    <w:rPr>
+                      <w:sz w:val="18"/>
+                      <w:szCs w:val="18"/>
+                    </w:rPr>
                   </w:pPr>
                   <w:r>
                     <w:rPr>
                       <w:b/>
                       <w:color w:val="FFFFFF"/>
-                      <w:sz w:val="14"/>
+                      <w:sz w:val="18"/>
+                      <w:szCs w:val="18"/>
                     </w:rPr>
                     <w:t>Crypto Hooks</w:t>
                   </w:r>
@@ -2426,17 +3828,45 @@
                 <w:p>
                   <w:pPr>
                     <w:spacing w:line="211" w:lineRule="auto"/>
+                    <w:rPr>
+                      <w:sz w:val="18"/>
+                      <w:szCs w:val="18"/>
+                    </w:rPr>
                   </w:pPr>
                   <w:r>
                     <w:rPr>
                       <w:b/>
                       <w:color w:val="000000"/>
-                    </w:rPr>
-                    <w:t>Java.use('javax.crypto.Cipher')</w:t>
-                  </w:r>
-                  <w:r>
-                    <w:rPr>
-                      <w:color w:val="000000"/>
+                      <w:sz w:val="18"/>
+                      <w:szCs w:val="18"/>
+                    </w:rPr>
+                    <w:t>Java.use('</w:t>
+                  </w:r>
+                  <w:proofErr w:type="gramStart"/>
+                  <w:r>
+                    <w:rPr>
+                      <w:b/>
+                      <w:color w:val="000000"/>
+                      <w:sz w:val="18"/>
+                      <w:szCs w:val="18"/>
+                    </w:rPr>
+                    <w:t>javax.crypto</w:t>
+                  </w:r>
+                  <w:proofErr w:type="gramEnd"/>
+                  <w:r>
+                    <w:rPr>
+                      <w:b/>
+                      <w:color w:val="000000"/>
+                      <w:sz w:val="18"/>
+                      <w:szCs w:val="18"/>
+                    </w:rPr>
+                    <w:t>.Cipher')</w:t>
+                  </w:r>
+                  <w:r>
+                    <w:rPr>
+                      <w:color w:val="000000"/>
+                      <w:sz w:val="18"/>
+                      <w:szCs w:val="18"/>
                     </w:rPr>
                     <w:t xml:space="preserve"> - access Cipher class</w:t>
                   </w:r>
@@ -2461,17 +3891,56 @@
                 <w:p>
                   <w:pPr>
                     <w:spacing w:line="211" w:lineRule="auto"/>
+                    <w:rPr>
+                      <w:sz w:val="18"/>
+                      <w:szCs w:val="18"/>
+                    </w:rPr>
                   </w:pPr>
-                  <w:r>
-                    <w:rPr>
-                      <w:b/>
-                      <w:color w:val="000000"/>
-                    </w:rPr>
-                    <w:t>Cipher.getInstance.overload('java.lang.String')</w:t>
-                  </w:r>
-                  <w:r>
-                    <w:rPr>
-                      <w:color w:val="000000"/>
+                  <w:proofErr w:type="gramStart"/>
+                  <w:r>
+                    <w:rPr>
+                      <w:b/>
+                      <w:color w:val="000000"/>
+                      <w:sz w:val="18"/>
+                      <w:szCs w:val="18"/>
+                    </w:rPr>
+                    <w:t>Cipher.getInstance.overload</w:t>
+                  </w:r>
+                  <w:proofErr w:type="gramEnd"/>
+                  <w:r>
+                    <w:rPr>
+                      <w:b/>
+                      <w:color w:val="000000"/>
+                      <w:sz w:val="18"/>
+                      <w:szCs w:val="18"/>
+                    </w:rPr>
+                    <w:t>('</w:t>
+                  </w:r>
+                  <w:proofErr w:type="gramStart"/>
+                  <w:r>
+                    <w:rPr>
+                      <w:b/>
+                      <w:color w:val="000000"/>
+                      <w:sz w:val="18"/>
+                      <w:szCs w:val="18"/>
+                    </w:rPr>
+                    <w:t>java.lang</w:t>
+                  </w:r>
+                  <w:proofErr w:type="gramEnd"/>
+                  <w:r>
+                    <w:rPr>
+                      <w:b/>
+                      <w:color w:val="000000"/>
+                      <w:sz w:val="18"/>
+                      <w:szCs w:val="18"/>
+                    </w:rPr>
+                    <w:t>.String')</w:t>
+                  </w:r>
+                  <w:r>
+                    <w:rPr>
+                      <w:color w:val="000000"/>
+                      <w:sz w:val="18"/>
+                      <w:szCs w:val="18"/>
                     </w:rPr>
                     <w:t xml:space="preserve"> - capture transformation</w:t>
                   </w:r>
@@ -2496,17 +3965,27 @@
                 <w:p>
                   <w:pPr>
                     <w:spacing w:line="211" w:lineRule="auto"/>
+                    <w:rPr>
+                      <w:sz w:val="18"/>
+                      <w:szCs w:val="18"/>
+                    </w:rPr>
                   </w:pPr>
-                  <w:r>
-                    <w:rPr>
-                      <w:b/>
-                      <w:color w:val="000000"/>
+                  <w:proofErr w:type="gramStart"/>
+                  <w:r>
+                    <w:rPr>
+                      <w:b/>
+                      <w:color w:val="000000"/>
+                      <w:sz w:val="18"/>
+                      <w:szCs w:val="18"/>
                     </w:rPr>
                     <w:t>Cipher.init.overloads</w:t>
                   </w:r>
-                  <w:r>
-                    <w:rPr>
-                      <w:color w:val="000000"/>
+                  <w:proofErr w:type="gramEnd"/>
+                  <w:r>
+                    <w:rPr>
+                      <w:color w:val="000000"/>
+                      <w:sz w:val="18"/>
+                      <w:szCs w:val="18"/>
                     </w:rPr>
                     <w:t xml:space="preserve"> - inspect encrypt/decrypt initialization</w:t>
                   </w:r>
@@ -2531,17 +4010,36 @@
                 <w:p>
                   <w:pPr>
                     <w:spacing w:line="211" w:lineRule="auto"/>
+                    <w:rPr>
+                      <w:sz w:val="18"/>
+                      <w:szCs w:val="18"/>
+                    </w:rPr>
                   </w:pPr>
-                  <w:r>
-                    <w:rPr>
-                      <w:b/>
-                      <w:color w:val="000000"/>
-                    </w:rPr>
-                    <w:t>Cipher.doFinal.overload('[B')</w:t>
-                  </w:r>
-                  <w:r>
-                    <w:rPr>
-                      <w:color w:val="000000"/>
+                  <w:proofErr w:type="gramStart"/>
+                  <w:r>
+                    <w:rPr>
+                      <w:b/>
+                      <w:color w:val="000000"/>
+                      <w:sz w:val="18"/>
+                      <w:szCs w:val="18"/>
+                    </w:rPr>
+                    <w:t>Cipher.doFinal.overload</w:t>
+                  </w:r>
+                  <w:proofErr w:type="gramEnd"/>
+                  <w:r>
+                    <w:rPr>
+                      <w:b/>
+                      <w:color w:val="000000"/>
+                      <w:sz w:val="18"/>
+                      <w:szCs w:val="18"/>
+                    </w:rPr>
+                    <w:t>('[B')</w:t>
+                  </w:r>
+                  <w:r>
+                    <w:rPr>
+                      <w:color w:val="000000"/>
+                      <w:sz w:val="18"/>
+                      <w:szCs w:val="18"/>
                     </w:rPr>
                     <w:t xml:space="preserve"> - capture input/output bytes</w:t>
                   </w:r>
@@ -2566,17 +4064,25 @@
                 <w:p>
                   <w:pPr>
                     <w:spacing w:line="211" w:lineRule="auto"/>
+                    <w:rPr>
+                      <w:sz w:val="18"/>
+                      <w:szCs w:val="18"/>
+                    </w:rPr>
                   </w:pPr>
                   <w:r>
                     <w:rPr>
                       <w:b/>
                       <w:color w:val="000000"/>
+                      <w:sz w:val="18"/>
+                      <w:szCs w:val="18"/>
                     </w:rPr>
                     <w:t>bytes[i] &amp; 0xff</w:t>
                   </w:r>
                   <w:r>
                     <w:rPr>
                       <w:color w:val="000000"/>
+                      <w:sz w:val="18"/>
+                      <w:szCs w:val="18"/>
                     </w:rPr>
                     <w:t xml:space="preserve"> - convert signed Java byte to unsigned</w:t>
                   </w:r>
@@ -2601,17 +4107,65 @@
                 <w:p>
                   <w:pPr>
                     <w:spacing w:line="211" w:lineRule="auto"/>
+                    <w:rPr>
+                      <w:sz w:val="18"/>
+                      <w:szCs w:val="18"/>
+                    </w:rPr>
                   </w:pPr>
                   <w:r>
                     <w:rPr>
                       <w:b/>
                       <w:color w:val="000000"/>
-                    </w:rPr>
-                    <w:t>('0'+v.toString(16)).slice(-2)</w:t>
-                  </w:r>
-                  <w:r>
-                    <w:rPr>
-                      <w:color w:val="000000"/>
+                      <w:sz w:val="18"/>
+                      <w:szCs w:val="18"/>
+                    </w:rPr>
+                    <w:t>('0'+</w:t>
+                  </w:r>
+                  <w:proofErr w:type="gramStart"/>
+                  <w:r>
+                    <w:rPr>
+                      <w:b/>
+                      <w:color w:val="000000"/>
+                      <w:sz w:val="18"/>
+                      <w:szCs w:val="18"/>
+                    </w:rPr>
+                    <w:t>v.toString</w:t>
+                  </w:r>
+                  <w:proofErr w:type="gramEnd"/>
+                  <w:r>
+                    <w:rPr>
+                      <w:b/>
+                      <w:color w:val="000000"/>
+                      <w:sz w:val="18"/>
+                      <w:szCs w:val="18"/>
+                    </w:rPr>
+                    <w:t>(16)</w:t>
+                  </w:r>
+                  <w:proofErr w:type="gramStart"/>
+                  <w:r>
+                    <w:rPr>
+                      <w:b/>
+                      <w:color w:val="000000"/>
+                      <w:sz w:val="18"/>
+                      <w:szCs w:val="18"/>
+                    </w:rPr>
+                    <w:t>).slice</w:t>
+                  </w:r>
+                  <w:proofErr w:type="gramEnd"/>
+                  <w:r>
+                    <w:rPr>
+                      <w:b/>
+                      <w:color w:val="000000"/>
+                      <w:sz w:val="18"/>
+                      <w:szCs w:val="18"/>
+                    </w:rPr>
+                    <w:t>(-2)</w:t>
+                  </w:r>
+                  <w:r>
+                    <w:rPr>
+                      <w:color w:val="000000"/>
+                      <w:sz w:val="18"/>
+                      <w:szCs w:val="18"/>
                     </w:rPr>
                     <w:t xml:space="preserve"> - format byte as hex</w:t>
                   </w:r>
@@ -2619,7 +4173,14 @@
               </w:tc>
             </w:tr>
           </w:tbl>
-          <w:p/>
+          <w:p>
+            <w:pPr>
+              <w:rPr>
+                <w:sz w:val="18"/>
+                <w:szCs w:val="18"/>
+              </w:rPr>
+            </w:pPr>
+          </w:p>
           <w:tbl>
             <w:tblPr>
               <w:tblW w:w="0" w:type="auto"/>
@@ -2648,12 +4209,17 @@
                 <w:p>
                   <w:pPr>
                     <w:jc w:val="center"/>
+                    <w:rPr>
+                      <w:sz w:val="18"/>
+                      <w:szCs w:val="18"/>
+                    </w:rPr>
                   </w:pPr>
                   <w:r>
                     <w:rPr>
                       <w:b/>
                       <w:color w:val="FFFFFF"/>
-                      <w:sz w:val="14"/>
+                      <w:sz w:val="18"/>
+                      <w:szCs w:val="18"/>
                     </w:rPr>
                     <w:t>frida-trace</w:t>
                   </w:r>
@@ -2678,17 +4244,25 @@
                 <w:p>
                   <w:pPr>
                     <w:spacing w:line="211" w:lineRule="auto"/>
+                    <w:rPr>
+                      <w:sz w:val="18"/>
+                      <w:szCs w:val="18"/>
+                    </w:rPr>
                   </w:pPr>
                   <w:r>
                     <w:rPr>
                       <w:b/>
                       <w:color w:val="000000"/>
+                      <w:sz w:val="18"/>
+                      <w:szCs w:val="18"/>
                     </w:rPr>
                     <w:t>frida-trace -U -f package -i "open"</w:t>
                   </w:r>
                   <w:r>
                     <w:rPr>
                       <w:color w:val="000000"/>
+                      <w:sz w:val="18"/>
+                      <w:szCs w:val="18"/>
                     </w:rPr>
                     <w:t xml:space="preserve"> - trace native export</w:t>
                   </w:r>
@@ -2713,17 +4287,25 @@
                 <w:p>
                   <w:pPr>
                     <w:spacing w:line="211" w:lineRule="auto"/>
+                    <w:rPr>
+                      <w:sz w:val="18"/>
+                      <w:szCs w:val="18"/>
+                    </w:rPr>
                   </w:pPr>
                   <w:r>
                     <w:rPr>
                       <w:b/>
                       <w:color w:val="000000"/>
+                      <w:sz w:val="18"/>
+                      <w:szCs w:val="18"/>
                     </w:rPr>
                     <w:t>frida-trace -U -f package -i "open" -i "read"</w:t>
                   </w:r>
                   <w:r>
                     <w:rPr>
                       <w:color w:val="000000"/>
+                      <w:sz w:val="18"/>
+                      <w:szCs w:val="18"/>
                     </w:rPr>
                     <w:t xml:space="preserve"> - trace multiple exports</w:t>
                   </w:r>
@@ -2748,17 +4330,25 @@
                 <w:p>
                   <w:pPr>
                     <w:spacing w:line="211" w:lineRule="auto"/>
+                    <w:rPr>
+                      <w:sz w:val="18"/>
+                      <w:szCs w:val="18"/>
+                    </w:rPr>
                   </w:pPr>
                   <w:r>
                     <w:rPr>
                       <w:b/>
                       <w:color w:val="000000"/>
+                      <w:sz w:val="18"/>
+                      <w:szCs w:val="18"/>
                     </w:rPr>
                     <w:t>frida-trace -U -f package -i "str*"</w:t>
                   </w:r>
                   <w:r>
                     <w:rPr>
                       <w:color w:val="000000"/>
+                      <w:sz w:val="18"/>
+                      <w:szCs w:val="18"/>
                     </w:rPr>
                     <w:t xml:space="preserve"> - trace by wildcard</w:t>
                   </w:r>
@@ -2783,17 +4373,45 @@
                 <w:p>
                   <w:pPr>
                     <w:spacing w:line="211" w:lineRule="auto"/>
+                    <w:rPr>
+                      <w:sz w:val="18"/>
+                      <w:szCs w:val="18"/>
+                    </w:rPr>
                   </w:pPr>
                   <w:r>
                     <w:rPr>
                       <w:b/>
                       <w:color w:val="000000"/>
-                    </w:rPr>
-                    <w:t>frida-trace -U -f package -j "pkg.Class!*"</w:t>
-                  </w:r>
-                  <w:r>
-                    <w:rPr>
-                      <w:color w:val="000000"/>
+                      <w:sz w:val="18"/>
+                      <w:szCs w:val="18"/>
+                    </w:rPr>
+                    <w:t>frida-trace -U -f package -j "</w:t>
+                  </w:r>
+                  <w:proofErr w:type="gramStart"/>
+                  <w:r>
+                    <w:rPr>
+                      <w:b/>
+                      <w:color w:val="000000"/>
+                      <w:sz w:val="18"/>
+                      <w:szCs w:val="18"/>
+                    </w:rPr>
+                    <w:t>pkg.Class</w:t>
+                  </w:r>
+                  <w:proofErr w:type="gramEnd"/>
+                  <w:r>
+                    <w:rPr>
+                      <w:b/>
+                      <w:color w:val="000000"/>
+                      <w:sz w:val="18"/>
+                      <w:szCs w:val="18"/>
+                    </w:rPr>
+                    <w:t>!*"</w:t>
+                  </w:r>
+                  <w:r>
+                    <w:rPr>
+                      <w:color w:val="000000"/>
+                      <w:sz w:val="18"/>
+                      <w:szCs w:val="18"/>
                     </w:rPr>
                     <w:t xml:space="preserve"> - trace Java methods</w:t>
                   </w:r>
@@ -2818,17 +4436,25 @@
                 <w:p>
                   <w:pPr>
                     <w:spacing w:line="211" w:lineRule="auto"/>
+                    <w:rPr>
+                      <w:sz w:val="18"/>
+                      <w:szCs w:val="18"/>
+                    </w:rPr>
                   </w:pPr>
                   <w:r>
                     <w:rPr>
                       <w:b/>
                       <w:color w:val="000000"/>
+                      <w:sz w:val="18"/>
+                      <w:szCs w:val="18"/>
                     </w:rPr>
                     <w:t>frida-trace -U -N package -i "open"</w:t>
                   </w:r>
                   <w:r>
                     <w:rPr>
                       <w:color w:val="000000"/>
+                      <w:sz w:val="18"/>
+                      <w:szCs w:val="18"/>
                     </w:rPr>
                     <w:t xml:space="preserve"> - attach to running app</w:t>
                   </w:r>
@@ -2836,7 +4462,14 @@
               </w:tc>
             </w:tr>
           </w:tbl>
-          <w:p/>
+          <w:p>
+            <w:pPr>
+              <w:rPr>
+                <w:sz w:val="18"/>
+                <w:szCs w:val="18"/>
+              </w:rPr>
+            </w:pPr>
+          </w:p>
           <w:tbl>
             <w:tblPr>
               <w:tblW w:w="0" w:type="auto"/>
@@ -2865,12 +4498,17 @@
                 <w:p>
                   <w:pPr>
                     <w:jc w:val="center"/>
+                    <w:rPr>
+                      <w:sz w:val="18"/>
+                      <w:szCs w:val="18"/>
+                    </w:rPr>
                   </w:pPr>
                   <w:r>
                     <w:rPr>
                       <w:b/>
                       <w:color w:val="FFFFFF"/>
-                      <w:sz w:val="14"/>
+                      <w:sz w:val="18"/>
+                      <w:szCs w:val="18"/>
                     </w:rPr>
                     <w:t>Native Hooks</w:t>
                   </w:r>
@@ -2895,17 +4533,25 @@
                 <w:p>
                   <w:pPr>
                     <w:spacing w:line="211" w:lineRule="auto"/>
+                    <w:rPr>
+                      <w:sz w:val="18"/>
+                      <w:szCs w:val="18"/>
+                    </w:rPr>
                   </w:pPr>
                   <w:r>
                     <w:rPr>
                       <w:b/>
                       <w:color w:val="000000"/>
+                      <w:sz w:val="18"/>
+                      <w:szCs w:val="18"/>
                     </w:rPr>
                     <w:t>Process.enumerateModules()</w:t>
                   </w:r>
                   <w:r>
                     <w:rPr>
                       <w:color w:val="000000"/>
+                      <w:sz w:val="18"/>
+                      <w:szCs w:val="18"/>
                     </w:rPr>
                     <w:t xml:space="preserve"> - list loaded modules</w:t>
                   </w:r>
@@ -2930,17 +4576,25 @@
                 <w:p>
                   <w:pPr>
                     <w:spacing w:line="211" w:lineRule="auto"/>
+                    <w:rPr>
+                      <w:sz w:val="18"/>
+                      <w:szCs w:val="18"/>
+                    </w:rPr>
                   </w:pPr>
                   <w:r>
                     <w:rPr>
                       <w:b/>
                       <w:color w:val="000000"/>
+                      <w:sz w:val="18"/>
+                      <w:szCs w:val="18"/>
                     </w:rPr>
                     <w:t>Process.getModuleByName('libc.so')</w:t>
                   </w:r>
                   <w:r>
                     <w:rPr>
                       <w:color w:val="000000"/>
+                      <w:sz w:val="18"/>
+                      <w:szCs w:val="18"/>
                     </w:rPr>
                     <w:t xml:space="preserve"> - get module object</w:t>
                   </w:r>
@@ -2965,17 +4619,36 @@
                 <w:p>
                   <w:pPr>
                     <w:spacing w:line="211" w:lineRule="auto"/>
+                    <w:rPr>
+                      <w:sz w:val="18"/>
+                      <w:szCs w:val="18"/>
+                    </w:rPr>
                   </w:pPr>
-                  <w:r>
-                    <w:rPr>
-                      <w:b/>
-                      <w:color w:val="000000"/>
-                    </w:rPr>
-                    <w:t>module.findExportByName('open')</w:t>
-                  </w:r>
-                  <w:r>
-                    <w:rPr>
-                      <w:color w:val="000000"/>
+                  <w:proofErr w:type="gramStart"/>
+                  <w:r>
+                    <w:rPr>
+                      <w:b/>
+                      <w:color w:val="000000"/>
+                      <w:sz w:val="18"/>
+                      <w:szCs w:val="18"/>
+                    </w:rPr>
+                    <w:t>module.findExportByName</w:t>
+                  </w:r>
+                  <w:proofErr w:type="gramEnd"/>
+                  <w:r>
+                    <w:rPr>
+                      <w:b/>
+                      <w:color w:val="000000"/>
+                      <w:sz w:val="18"/>
+                      <w:szCs w:val="18"/>
+                    </w:rPr>
+                    <w:t>('open')</w:t>
+                  </w:r>
+                  <w:r>
+                    <w:rPr>
+                      <w:color w:val="000000"/>
+                      <w:sz w:val="18"/>
+                      <w:szCs w:val="18"/>
                     </w:rPr>
                     <w:t xml:space="preserve"> - resolve exported function</w:t>
                   </w:r>
@@ -3000,17 +4673,25 @@
                 <w:p>
                   <w:pPr>
                     <w:spacing w:line="211" w:lineRule="auto"/>
+                    <w:rPr>
+                      <w:sz w:val="18"/>
+                      <w:szCs w:val="18"/>
+                    </w:rPr>
                   </w:pPr>
                   <w:r>
                     <w:rPr>
                       <w:b/>
                       <w:color w:val="000000"/>
+                      <w:sz w:val="18"/>
+                      <w:szCs w:val="18"/>
                     </w:rPr>
                     <w:t>Interceptor.attach(address, {...})</w:t>
                   </w:r>
                   <w:r>
                     <w:rPr>
                       <w:color w:val="000000"/>
+                      <w:sz w:val="18"/>
+                      <w:szCs w:val="18"/>
                     </w:rPr>
                     <w:t xml:space="preserve"> - hook native function</w:t>
                   </w:r>
@@ -3035,17 +4716,25 @@
                 <w:p>
                   <w:pPr>
                     <w:spacing w:line="211" w:lineRule="auto"/>
+                    <w:rPr>
+                      <w:sz w:val="18"/>
+                      <w:szCs w:val="18"/>
+                    </w:rPr>
                   </w:pPr>
                   <w:r>
                     <w:rPr>
                       <w:b/>
                       <w:color w:val="000000"/>
+                      <w:sz w:val="18"/>
+                      <w:szCs w:val="18"/>
                     </w:rPr>
                     <w:t>onEnter(args)</w:t>
                   </w:r>
                   <w:r>
                     <w:rPr>
                       <w:color w:val="000000"/>
+                      <w:sz w:val="18"/>
+                      <w:szCs w:val="18"/>
                     </w:rPr>
                     <w:t xml:space="preserve"> - inspect/modify arguments</w:t>
                   </w:r>
@@ -3070,17 +4759,25 @@
                 <w:p>
                   <w:pPr>
                     <w:spacing w:line="211" w:lineRule="auto"/>
+                    <w:rPr>
+                      <w:sz w:val="18"/>
+                      <w:szCs w:val="18"/>
+                    </w:rPr>
                   </w:pPr>
                   <w:r>
                     <w:rPr>
                       <w:b/>
                       <w:color w:val="000000"/>
+                      <w:sz w:val="18"/>
+                      <w:szCs w:val="18"/>
                     </w:rPr>
                     <w:t>onLeave(retval)</w:t>
                   </w:r>
                   <w:r>
                     <w:rPr>
                       <w:color w:val="000000"/>
+                      <w:sz w:val="18"/>
+                      <w:szCs w:val="18"/>
                     </w:rPr>
                     <w:t xml:space="preserve"> - inspect/modify return value</w:t>
                   </w:r>
@@ -3105,17 +4802,45 @@
                 <w:p>
                   <w:pPr>
                     <w:spacing w:line="211" w:lineRule="auto"/>
+                    <w:rPr>
+                      <w:sz w:val="18"/>
+                      <w:szCs w:val="18"/>
+                    </w:rPr>
                   </w:pPr>
                   <w:r>
                     <w:rPr>
                       <w:b/>
                       <w:color w:val="000000"/>
-                    </w:rPr>
-                    <w:t>new NativeFunction(addr, ret, args)</w:t>
-                  </w:r>
-                  <w:r>
-                    <w:rPr>
-                      <w:color w:val="000000"/>
+                      <w:sz w:val="18"/>
+                      <w:szCs w:val="18"/>
+                    </w:rPr>
+                    <w:t xml:space="preserve">new </w:t>
+                  </w:r>
+                  <w:proofErr w:type="gramStart"/>
+                  <w:r>
+                    <w:rPr>
+                      <w:b/>
+                      <w:color w:val="000000"/>
+                      <w:sz w:val="18"/>
+                      <w:szCs w:val="18"/>
+                    </w:rPr>
+                    <w:t>NativeFunction(</w:t>
+                  </w:r>
+                  <w:proofErr w:type="gramEnd"/>
+                  <w:r>
+                    <w:rPr>
+                      <w:b/>
+                      <w:color w:val="000000"/>
+                      <w:sz w:val="18"/>
+                      <w:szCs w:val="18"/>
+                    </w:rPr>
+                    <w:t>addr, ret, args)</w:t>
+                  </w:r>
+                  <w:r>
+                    <w:rPr>
+                      <w:color w:val="000000"/>
+                      <w:sz w:val="18"/>
+                      <w:szCs w:val="18"/>
                     </w:rPr>
                     <w:t xml:space="preserve"> - call native function</w:t>
                   </w:r>
@@ -3140,17 +4865,25 @@
                 <w:p>
                   <w:pPr>
                     <w:spacing w:line="211" w:lineRule="auto"/>
+                    <w:rPr>
+                      <w:sz w:val="18"/>
+                      <w:szCs w:val="18"/>
+                    </w:rPr>
                   </w:pPr>
                   <w:r>
                     <w:rPr>
                       <w:b/>
                       <w:color w:val="000000"/>
+                      <w:sz w:val="18"/>
+                      <w:szCs w:val="18"/>
                     </w:rPr>
                     <w:t>Memory.allocUtf8String("text")</w:t>
                   </w:r>
                   <w:r>
                     <w:rPr>
                       <w:color w:val="000000"/>
+                      <w:sz w:val="18"/>
+                      <w:szCs w:val="18"/>
                     </w:rPr>
                     <w:t xml:space="preserve"> - allocate native string</w:t>
                   </w:r>
@@ -3158,7 +4891,14 @@
               </w:tc>
             </w:tr>
           </w:tbl>
-          <w:p/>
+          <w:p>
+            <w:pPr>
+              <w:rPr>
+                <w:sz w:val="18"/>
+                <w:szCs w:val="18"/>
+              </w:rPr>
+            </w:pPr>
+          </w:p>
           <w:tbl>
             <w:tblPr>
               <w:tblW w:w="0" w:type="auto"/>
@@ -3187,12 +4927,17 @@
                 <w:p>
                   <w:pPr>
                     <w:jc w:val="center"/>
+                    <w:rPr>
+                      <w:sz w:val="18"/>
+                      <w:szCs w:val="18"/>
+                    </w:rPr>
                   </w:pPr>
                   <w:r>
                     <w:rPr>
                       <w:b/>
                       <w:color w:val="FFFFFF"/>
-                      <w:sz w:val="14"/>
+                      <w:sz w:val="18"/>
+                      <w:szCs w:val="18"/>
                     </w:rPr>
                     <w:t>Useful CLI Options</w:t>
                   </w:r>
@@ -3217,17 +4962,25 @@
                 <w:p>
                   <w:pPr>
                     <w:spacing w:line="211" w:lineRule="auto"/>
+                    <w:rPr>
+                      <w:sz w:val="18"/>
+                      <w:szCs w:val="18"/>
+                    </w:rPr>
                   </w:pPr>
                   <w:r>
                     <w:rPr>
                       <w:b/>
                       <w:color w:val="000000"/>
+                      <w:sz w:val="18"/>
+                      <w:szCs w:val="18"/>
                     </w:rPr>
                     <w:t>-U</w:t>
                   </w:r>
                   <w:r>
                     <w:rPr>
                       <w:color w:val="000000"/>
+                      <w:sz w:val="18"/>
+                      <w:szCs w:val="18"/>
                     </w:rPr>
                     <w:t xml:space="preserve"> - USB device</w:t>
                   </w:r>
@@ -3252,17 +5005,25 @@
                 <w:p>
                   <w:pPr>
                     <w:spacing w:line="211" w:lineRule="auto"/>
+                    <w:rPr>
+                      <w:sz w:val="18"/>
+                      <w:szCs w:val="18"/>
+                    </w:rPr>
                   </w:pPr>
                   <w:r>
                     <w:rPr>
                       <w:b/>
                       <w:color w:val="000000"/>
+                      <w:sz w:val="18"/>
+                      <w:szCs w:val="18"/>
                     </w:rPr>
                     <w:t>-D &lt;id&gt;</w:t>
                   </w:r>
                   <w:r>
                     <w:rPr>
                       <w:color w:val="000000"/>
+                      <w:sz w:val="18"/>
+                      <w:szCs w:val="18"/>
                     </w:rPr>
                     <w:t xml:space="preserve"> - specific Frida device</w:t>
                   </w:r>
@@ -3287,17 +5048,25 @@
                 <w:p>
                   <w:pPr>
                     <w:spacing w:line="211" w:lineRule="auto"/>
+                    <w:rPr>
+                      <w:sz w:val="18"/>
+                      <w:szCs w:val="18"/>
+                    </w:rPr>
                   </w:pPr>
                   <w:r>
                     <w:rPr>
                       <w:b/>
                       <w:color w:val="000000"/>
+                      <w:sz w:val="18"/>
+                      <w:szCs w:val="18"/>
                     </w:rPr>
                     <w:t>-N &lt;identifier&gt;</w:t>
                   </w:r>
                   <w:r>
                     <w:rPr>
                       <w:color w:val="000000"/>
+                      <w:sz w:val="18"/>
+                      <w:szCs w:val="18"/>
                     </w:rPr>
                     <w:t xml:space="preserve"> - application identifier</w:t>
                   </w:r>
@@ -3322,17 +5091,25 @@
                 <w:p>
                   <w:pPr>
                     <w:spacing w:line="211" w:lineRule="auto"/>
+                    <w:rPr>
+                      <w:sz w:val="18"/>
+                      <w:szCs w:val="18"/>
+                    </w:rPr>
                   </w:pPr>
                   <w:r>
                     <w:rPr>
                       <w:b/>
                       <w:color w:val="000000"/>
+                      <w:sz w:val="18"/>
+                      <w:szCs w:val="18"/>
                     </w:rPr>
                     <w:t>-n &lt;name&gt;</w:t>
                   </w:r>
                   <w:r>
                     <w:rPr>
                       <w:color w:val="000000"/>
+                      <w:sz w:val="18"/>
+                      <w:szCs w:val="18"/>
                     </w:rPr>
                     <w:t xml:space="preserve"> - process name</w:t>
                   </w:r>
@@ -3357,17 +5134,25 @@
                 <w:p>
                   <w:pPr>
                     <w:spacing w:line="211" w:lineRule="auto"/>
+                    <w:rPr>
+                      <w:sz w:val="18"/>
+                      <w:szCs w:val="18"/>
+                    </w:rPr>
                   </w:pPr>
                   <w:r>
                     <w:rPr>
                       <w:b/>
                       <w:color w:val="000000"/>
+                      <w:sz w:val="18"/>
+                      <w:szCs w:val="18"/>
                     </w:rPr>
                     <w:t>-p &lt;pid&gt;</w:t>
                   </w:r>
                   <w:r>
                     <w:rPr>
                       <w:color w:val="000000"/>
+                      <w:sz w:val="18"/>
+                      <w:szCs w:val="18"/>
                     </w:rPr>
                     <w:t xml:space="preserve"> - process ID</w:t>
                   </w:r>
@@ -3392,17 +5177,25 @@
                 <w:p>
                   <w:pPr>
                     <w:spacing w:line="211" w:lineRule="auto"/>
+                    <w:rPr>
+                      <w:sz w:val="18"/>
+                      <w:szCs w:val="18"/>
+                    </w:rPr>
                   </w:pPr>
                   <w:r>
                     <w:rPr>
                       <w:b/>
                       <w:color w:val="000000"/>
+                      <w:sz w:val="18"/>
+                      <w:szCs w:val="18"/>
                     </w:rPr>
                     <w:t>-f &lt;identifier&gt;</w:t>
                   </w:r>
                   <w:r>
                     <w:rPr>
                       <w:color w:val="000000"/>
+                      <w:sz w:val="18"/>
+                      <w:szCs w:val="18"/>
                     </w:rPr>
                     <w:t xml:space="preserve"> - spawn target</w:t>
                   </w:r>
@@ -3427,17 +5220,25 @@
                 <w:p>
                   <w:pPr>
                     <w:spacing w:line="211" w:lineRule="auto"/>
+                    <w:rPr>
+                      <w:sz w:val="18"/>
+                      <w:szCs w:val="18"/>
+                    </w:rPr>
                   </w:pPr>
                   <w:r>
                     <w:rPr>
                       <w:b/>
                       <w:color w:val="000000"/>
+                      <w:sz w:val="18"/>
+                      <w:szCs w:val="18"/>
                     </w:rPr>
                     <w:t>-l &lt;script.js&gt;</w:t>
                   </w:r>
                   <w:r>
                     <w:rPr>
                       <w:color w:val="000000"/>
+                      <w:sz w:val="18"/>
+                      <w:szCs w:val="18"/>
                     </w:rPr>
                     <w:t xml:space="preserve"> - load JavaScript file</w:t>
                   </w:r>
@@ -3462,17 +5263,25 @@
                 <w:p>
                   <w:pPr>
                     <w:spacing w:line="211" w:lineRule="auto"/>
+                    <w:rPr>
+                      <w:sz w:val="18"/>
+                      <w:szCs w:val="18"/>
+                    </w:rPr>
                   </w:pPr>
                   <w:r>
                     <w:rPr>
                       <w:b/>
                       <w:color w:val="000000"/>
+                      <w:sz w:val="18"/>
+                      <w:szCs w:val="18"/>
                     </w:rPr>
                     <w:t>-q</w:t>
                   </w:r>
                   <w:r>
                     <w:rPr>
                       <w:color w:val="000000"/>
+                      <w:sz w:val="18"/>
+                      <w:szCs w:val="18"/>
                     </w:rPr>
                     <w:t xml:space="preserve"> - quiet mode</w:t>
                   </w:r>
@@ -3480,7 +5289,14 @@
               </w:tc>
             </w:tr>
           </w:tbl>
-          <w:p/>
+          <w:p>
+            <w:pPr>
+              <w:rPr>
+                <w:sz w:val="18"/>
+                <w:szCs w:val="18"/>
+              </w:rPr>
+            </w:pPr>
+          </w:p>
           <w:tbl>
             <w:tblPr>
               <w:tblW w:w="0" w:type="auto"/>
@@ -3509,12 +5325,17 @@
                 <w:p>
                   <w:pPr>
                     <w:jc w:val="center"/>
+                    <w:rPr>
+                      <w:sz w:val="18"/>
+                      <w:szCs w:val="18"/>
+                    </w:rPr>
                   </w:pPr>
                   <w:r>
                     <w:rPr>
                       <w:b/>
                       <w:color w:val="FFFFFF"/>
-                      <w:sz w:val="14"/>
+                      <w:sz w:val="18"/>
+                      <w:szCs w:val="18"/>
                     </w:rPr>
                     <w:t>Common Errors</w:t>
                   </w:r>
@@ -3539,17 +5360,25 @@
                 <w:p>
                   <w:pPr>
                     <w:spacing w:line="211" w:lineRule="auto"/>
+                    <w:rPr>
+                      <w:sz w:val="18"/>
+                      <w:szCs w:val="18"/>
+                    </w:rPr>
                   </w:pPr>
                   <w:r>
                     <w:rPr>
                       <w:b/>
                       <w:color w:val="000000"/>
+                      <w:sz w:val="18"/>
+                      <w:szCs w:val="18"/>
                     </w:rPr>
                     <w:t>adb is not recognized</w:t>
                   </w:r>
                   <w:r>
                     <w:rPr>
                       <w:color w:val="000000"/>
+                      <w:sz w:val="18"/>
+                      <w:szCs w:val="18"/>
                     </w:rPr>
                     <w:t xml:space="preserve"> - add platform-tools to PATH</w:t>
                   </w:r>
@@ -3574,17 +5403,25 @@
                 <w:p>
                   <w:pPr>
                     <w:spacing w:line="211" w:lineRule="auto"/>
+                    <w:rPr>
+                      <w:sz w:val="18"/>
+                      <w:szCs w:val="18"/>
+                    </w:rPr>
                   </w:pPr>
                   <w:r>
                     <w:rPr>
                       <w:b/>
                       <w:color w:val="000000"/>
+                      <w:sz w:val="18"/>
+                      <w:szCs w:val="18"/>
                     </w:rPr>
                     <w:t>unable to connect</w:t>
                   </w:r>
                   <w:r>
                     <w:rPr>
                       <w:color w:val="000000"/>
+                      <w:sz w:val="18"/>
+                      <w:szCs w:val="18"/>
                     </w:rPr>
                     <w:t xml:space="preserve"> - start frida-server</w:t>
                   </w:r>
@@ -3609,17 +5446,25 @@
                 <w:p>
                   <w:pPr>
                     <w:spacing w:line="211" w:lineRule="auto"/>
+                    <w:rPr>
+                      <w:sz w:val="18"/>
+                      <w:szCs w:val="18"/>
+                    </w:rPr>
                   </w:pPr>
                   <w:r>
                     <w:rPr>
                       <w:b/>
                       <w:color w:val="000000"/>
+                      <w:sz w:val="18"/>
+                      <w:szCs w:val="18"/>
                     </w:rPr>
                     <w:t>version mismatch</w:t>
                   </w:r>
                   <w:r>
                     <w:rPr>
                       <w:color w:val="000000"/>
+                      <w:sz w:val="18"/>
+                      <w:szCs w:val="18"/>
                     </w:rPr>
                     <w:t xml:space="preserve"> - match client/server versions</w:t>
                   </w:r>
@@ -3644,17 +5489,25 @@
                 <w:p>
                   <w:pPr>
                     <w:spacing w:line="211" w:lineRule="auto"/>
+                    <w:rPr>
+                      <w:sz w:val="18"/>
+                      <w:szCs w:val="18"/>
+                    </w:rPr>
                   </w:pPr>
                   <w:r>
                     <w:rPr>
                       <w:b/>
                       <w:color w:val="000000"/>
+                      <w:sz w:val="18"/>
+                      <w:szCs w:val="18"/>
                     </w:rPr>
                     <w:t>Exec format error</w:t>
                   </w:r>
                   <w:r>
                     <w:rPr>
                       <w:color w:val="000000"/>
+                      <w:sz w:val="18"/>
+                      <w:szCs w:val="18"/>
                     </w:rPr>
                     <w:t xml:space="preserve"> - wrong server architecture</w:t>
                   </w:r>
@@ -3679,17 +5532,25 @@
                 <w:p>
                   <w:pPr>
                     <w:spacing w:line="211" w:lineRule="auto"/>
+                    <w:rPr>
+                      <w:sz w:val="18"/>
+                      <w:szCs w:val="18"/>
+                    </w:rPr>
                   </w:pPr>
                   <w:r>
                     <w:rPr>
                       <w:b/>
                       <w:color w:val="000000"/>
+                      <w:sz w:val="18"/>
+                      <w:szCs w:val="18"/>
                     </w:rPr>
                     <w:t>ClassNotFoundException</w:t>
                   </w:r>
                   <w:r>
                     <w:rPr>
                       <w:color w:val="000000"/>
+                      <w:sz w:val="18"/>
+                      <w:szCs w:val="18"/>
                     </w:rPr>
                     <w:t xml:space="preserve"> - wrong name or ClassLoader</w:t>
                   </w:r>
@@ -3714,17 +5575,25 @@
                 <w:p>
                   <w:pPr>
                     <w:spacing w:line="211" w:lineRule="auto"/>
+                    <w:rPr>
+                      <w:sz w:val="18"/>
+                      <w:szCs w:val="18"/>
+                    </w:rPr>
                   </w:pPr>
                   <w:r>
                     <w:rPr>
                       <w:b/>
                       <w:color w:val="000000"/>
+                      <w:sz w:val="18"/>
+                      <w:szCs w:val="18"/>
                     </w:rPr>
                     <w:t>has more than one overload</w:t>
                   </w:r>
                   <w:r>
                     <w:rPr>
                       <w:color w:val="000000"/>
+                      <w:sz w:val="18"/>
+                      <w:szCs w:val="18"/>
                     </w:rPr>
                     <w:t xml:space="preserve"> - select exact overload</w:t>
                   </w:r>
@@ -3749,17 +5618,25 @@
                 <w:p>
                   <w:pPr>
                     <w:spacing w:line="211" w:lineRule="auto"/>
+                    <w:rPr>
+                      <w:sz w:val="18"/>
+                      <w:szCs w:val="18"/>
+                    </w:rPr>
                   </w:pPr>
                   <w:r>
                     <w:rPr>
                       <w:b/>
                       <w:color w:val="000000"/>
+                      <w:sz w:val="18"/>
+                      <w:szCs w:val="18"/>
                     </w:rPr>
                     <w:t>argument types do not match</w:t>
                   </w:r>
                   <w:r>
                     <w:rPr>
                       <w:color w:val="000000"/>
+                      <w:sz w:val="18"/>
+                      <w:szCs w:val="18"/>
                     </w:rPr>
                     <w:t xml:space="preserve"> - verify Java signature</w:t>
                   </w:r>
@@ -3784,17 +5661,25 @@
                 <w:p>
                   <w:pPr>
                     <w:spacing w:line="211" w:lineRule="auto"/>
+                    <w:rPr>
+                      <w:sz w:val="18"/>
+                      <w:szCs w:val="18"/>
+                    </w:rPr>
                   </w:pPr>
                   <w:r>
                     <w:rPr>
                       <w:b/>
                       <w:color w:val="000000"/>
+                      <w:sz w:val="18"/>
+                      <w:szCs w:val="18"/>
                     </w:rPr>
                     <w:t>SyntaxError in REPL</w:t>
                   </w:r>
                   <w:r>
                     <w:rPr>
                       <w:color w:val="000000"/>
+                      <w:sz w:val="18"/>
+                      <w:szCs w:val="18"/>
                     </w:rPr>
                     <w:t xml:space="preserve"> - run CLI commands in PowerShell</w:t>
                   </w:r>
@@ -3819,17 +5704,25 @@
                 <w:p>
                   <w:pPr>
                     <w:spacing w:line="211" w:lineRule="auto"/>
+                    <w:rPr>
+                      <w:sz w:val="18"/>
+                      <w:szCs w:val="18"/>
+                    </w:rPr>
                   </w:pPr>
                   <w:r>
                     <w:rPr>
                       <w:b/>
                       <w:color w:val="000000"/>
+                      <w:sz w:val="18"/>
+                      <w:szCs w:val="18"/>
                     </w:rPr>
                     <w:t>app crashes</w:t>
                   </w:r>
                   <w:r>
                     <w:rPr>
                       <w:color w:val="000000"/>
+                      <w:sz w:val="18"/>
+                      <w:szCs w:val="18"/>
                     </w:rPr>
                     <w:t xml:space="preserve"> - check recursion, filters, and pointers</w:t>
                   </w:r>
@@ -3837,7 +5730,14 @@
               </w:tc>
             </w:tr>
           </w:tbl>
-          <w:p/>
+          <w:p>
+            <w:pPr>
+              <w:rPr>
+                <w:sz w:val="18"/>
+                <w:szCs w:val="18"/>
+              </w:rPr>
+            </w:pPr>
+          </w:p>
           <w:tbl>
             <w:tblPr>
               <w:tblW w:w="0" w:type="auto"/>
@@ -3866,12 +5766,17 @@
                 <w:p>
                   <w:pPr>
                     <w:jc w:val="center"/>
+                    <w:rPr>
+                      <w:sz w:val="18"/>
+                      <w:szCs w:val="18"/>
+                    </w:rPr>
                   </w:pPr>
                   <w:r>
                     <w:rPr>
                       <w:b/>
                       <w:color w:val="FFFFFF"/>
-                      <w:sz w:val="14"/>
+                      <w:sz w:val="18"/>
+                      <w:szCs w:val="18"/>
                     </w:rPr>
                     <w:t>Root &amp; TLS Targets</w:t>
                   </w:r>
@@ -3896,17 +5801,56 @@
                 <w:p>
                   <w:pPr>
                     <w:spacing w:line="211" w:lineRule="auto"/>
+                    <w:rPr>
+                      <w:sz w:val="18"/>
+                      <w:szCs w:val="18"/>
+                    </w:rPr>
                   </w:pPr>
                   <w:r>
                     <w:rPr>
                       <w:b/>
                       <w:color w:val="000000"/>
-                    </w:rPr>
-                    <w:t>Java.use('java.io.File').exists</w:t>
-                  </w:r>
-                  <w:r>
-                    <w:rPr>
-                      <w:color w:val="000000"/>
+                      <w:sz w:val="18"/>
+                      <w:szCs w:val="18"/>
+                    </w:rPr>
+                    <w:t>Java.use('</w:t>
+                  </w:r>
+                  <w:proofErr w:type="gramStart"/>
+                  <w:r>
+                    <w:rPr>
+                      <w:b/>
+                      <w:color w:val="000000"/>
+                      <w:sz w:val="18"/>
+                      <w:szCs w:val="18"/>
+                    </w:rPr>
+                    <w:t>java.io.File</w:t>
+                  </w:r>
+                  <w:proofErr w:type="gramEnd"/>
+                  <w:r>
+                    <w:rPr>
+                      <w:b/>
+                      <w:color w:val="000000"/>
+                      <w:sz w:val="18"/>
+                      <w:szCs w:val="18"/>
+                    </w:rPr>
+                    <w:t>'</w:t>
+                  </w:r>
+                  <w:proofErr w:type="gramStart"/>
+                  <w:r>
+                    <w:rPr>
+                      <w:b/>
+                      <w:color w:val="000000"/>
+                      <w:sz w:val="18"/>
+                      <w:szCs w:val="18"/>
+                    </w:rPr>
+                    <w:t>).exists</w:t>
+                  </w:r>
+                  <w:proofErr w:type="gramEnd"/>
+                  <w:r>
+                    <w:rPr>
+                      <w:color w:val="000000"/>
+                      <w:sz w:val="18"/>
+                      <w:szCs w:val="18"/>
                     </w:rPr>
                     <w:t xml:space="preserve"> - common root-file check</w:t>
                   </w:r>
@@ -3931,17 +5875,56 @@
                 <w:p>
                   <w:pPr>
                     <w:spacing w:line="211" w:lineRule="auto"/>
+                    <w:rPr>
+                      <w:sz w:val="18"/>
+                      <w:szCs w:val="18"/>
+                    </w:rPr>
                   </w:pPr>
                   <w:r>
                     <w:rPr>
                       <w:b/>
                       <w:color w:val="000000"/>
-                    </w:rPr>
-                    <w:t>Java.use('java.lang.Runtime').exec</w:t>
-                  </w:r>
-                  <w:r>
-                    <w:rPr>
-                      <w:color w:val="000000"/>
+                      <w:sz w:val="18"/>
+                      <w:szCs w:val="18"/>
+                    </w:rPr>
+                    <w:t>Java.use('</w:t>
+                  </w:r>
+                  <w:proofErr w:type="gramStart"/>
+                  <w:r>
+                    <w:rPr>
+                      <w:b/>
+                      <w:color w:val="000000"/>
+                      <w:sz w:val="18"/>
+                      <w:szCs w:val="18"/>
+                    </w:rPr>
+                    <w:t>java.lang</w:t>
+                  </w:r>
+                  <w:proofErr w:type="gramEnd"/>
+                  <w:r>
+                    <w:rPr>
+                      <w:b/>
+                      <w:color w:val="000000"/>
+                      <w:sz w:val="18"/>
+                      <w:szCs w:val="18"/>
+                    </w:rPr>
+                    <w:t>.Runtime'</w:t>
+                  </w:r>
+                  <w:proofErr w:type="gramStart"/>
+                  <w:r>
+                    <w:rPr>
+                      <w:b/>
+                      <w:color w:val="000000"/>
+                      <w:sz w:val="18"/>
+                      <w:szCs w:val="18"/>
+                    </w:rPr>
+                    <w:t>).exec</w:t>
+                  </w:r>
+                  <w:proofErr w:type="gramEnd"/>
+                  <w:r>
+                    <w:rPr>
+                      <w:color w:val="000000"/>
+                      <w:sz w:val="18"/>
+                      <w:szCs w:val="18"/>
                     </w:rPr>
                     <w:t xml:space="preserve"> - command execution checks</w:t>
                   </w:r>
@@ -3966,17 +5949,27 @@
                 <w:p>
                   <w:pPr>
                     <w:spacing w:line="211" w:lineRule="auto"/>
+                    <w:rPr>
+                      <w:sz w:val="18"/>
+                      <w:szCs w:val="18"/>
+                    </w:rPr>
                   </w:pPr>
-                  <w:r>
-                    <w:rPr>
-                      <w:b/>
-                      <w:color w:val="000000"/>
+                  <w:proofErr w:type="gramStart"/>
+                  <w:r>
+                    <w:rPr>
+                      <w:b/>
+                      <w:color w:val="000000"/>
+                      <w:sz w:val="18"/>
+                      <w:szCs w:val="18"/>
                     </w:rPr>
                     <w:t>okhttp3.CertificatePinner.check</w:t>
                   </w:r>
-                  <w:r>
-                    <w:rPr>
-                      <w:color w:val="000000"/>
+                  <w:proofErr w:type="gramEnd"/>
+                  <w:r>
+                    <w:rPr>
+                      <w:color w:val="000000"/>
+                      <w:sz w:val="18"/>
+                      <w:szCs w:val="18"/>
                     </w:rPr>
                     <w:t xml:space="preserve"> - OkHttp certificate pinning</w:t>
                   </w:r>
@@ -4001,17 +5994,25 @@
                 <w:p>
                   <w:pPr>
                     <w:spacing w:line="211" w:lineRule="auto"/>
+                    <w:rPr>
+                      <w:sz w:val="18"/>
+                      <w:szCs w:val="18"/>
+                    </w:rPr>
                   </w:pPr>
                   <w:r>
                     <w:rPr>
                       <w:b/>
                       <w:color w:val="000000"/>
+                      <w:sz w:val="18"/>
+                      <w:szCs w:val="18"/>
                     </w:rPr>
                     <w:t>javax.net.ssl.X509TrustManager</w:t>
                   </w:r>
                   <w:r>
                     <w:rPr>
                       <w:color w:val="000000"/>
+                      <w:sz w:val="18"/>
+                      <w:szCs w:val="18"/>
                     </w:rPr>
                     <w:t xml:space="preserve"> - custom trust validation</w:t>
                   </w:r>
@@ -4036,17 +6037,27 @@
                 <w:p>
                   <w:pPr>
                     <w:spacing w:line="211" w:lineRule="auto"/>
+                    <w:rPr>
+                      <w:sz w:val="18"/>
+                      <w:szCs w:val="18"/>
+                    </w:rPr>
                   </w:pPr>
-                  <w:r>
-                    <w:rPr>
-                      <w:b/>
-                      <w:color w:val="000000"/>
+                  <w:proofErr w:type="gramStart"/>
+                  <w:r>
+                    <w:rPr>
+                      <w:b/>
+                      <w:color w:val="000000"/>
+                      <w:sz w:val="18"/>
+                      <w:szCs w:val="18"/>
                     </w:rPr>
                     <w:t>javax.net.ssl.HostnameVerifier.verify</w:t>
                   </w:r>
-                  <w:r>
-                    <w:rPr>
-                      <w:color w:val="000000"/>
+                  <w:proofErr w:type="gramEnd"/>
+                  <w:r>
+                    <w:rPr>
+                      <w:color w:val="000000"/>
+                      <w:sz w:val="18"/>
+                      <w:szCs w:val="18"/>
                     </w:rPr>
                     <w:t xml:space="preserve"> - hostname validation</w:t>
                   </w:r>
@@ -4054,259 +6065,22 @@
               </w:tc>
             </w:tr>
           </w:tbl>
-          <w:p/>
-          <w:tbl>
-            <w:tblPr>
-              <w:tblW w:w="0" w:type="auto"/>
-              <w:jc w:val="center"/>
-              <w:tblLayout w:type="fixed"/>
-              <w:tblLook w:val="04A0" w:firstRow="1" w:lastRow="0" w:firstColumn="1" w:lastColumn="0" w:noHBand="0" w:noVBand="1"/>
-            </w:tblPr>
-            <w:tblGrid>
-              <w:gridCol w:w="5357"/>
-            </w:tblGrid>
-            <w:tr>
-              <w:trPr>
-                <w:jc w:val="center"/>
-              </w:trPr>
-              <w:tc>
-                <w:tcPr>
-                  <w:tcW w:w="5357" w:type="dxa"/>
-                  <w:shd w:val="clear" w:color="auto" w:fill="0F5A56"/>
-                  <w:tcMar>
-                    <w:top w:w="15" w:type="dxa"/>
-                    <w:left w:w="25" w:type="dxa"/>
-                    <w:bottom w:w="15" w:type="dxa"/>
-                    <w:right w:w="25" w:type="dxa"/>
-                  </w:tcMar>
-                </w:tcPr>
-                <w:p>
-                  <w:pPr>
-                    <w:jc w:val="center"/>
-                  </w:pPr>
-                  <w:r>
-                    <w:rPr>
-                      <w:b/>
-                      <w:color w:val="FFFFFF"/>
-                      <w:sz w:val="14"/>
-                    </w:rPr>
-                    <w:t>Quick Workflow</w:t>
-                  </w:r>
-                </w:p>
-              </w:tc>
-            </w:tr>
-            <w:tr>
-              <w:trPr>
-                <w:jc w:val="center"/>
-              </w:trPr>
-              <w:tc>
-                <w:tcPr>
-                  <w:tcW w:w="5357" w:type="dxa"/>
-                  <w:shd w:val="clear" w:color="auto" w:fill="EEF0FA"/>
-                  <w:tcMar>
-                    <w:top w:w="7" w:type="dxa"/>
-                    <w:left w:w="25" w:type="dxa"/>
-                    <w:bottom w:w="7" w:type="dxa"/>
-                    <w:right w:w="25" w:type="dxa"/>
-                  </w:tcMar>
-                </w:tcPr>
-                <w:p>
-                  <w:pPr>
-                    <w:spacing w:line="211" w:lineRule="auto"/>
-                  </w:pPr>
-                  <w:r>
-                    <w:rPr>
-                      <w:b/>
-                      <w:color w:val="000000"/>
-                    </w:rPr>
-                    <w:t>1. Analyze APK in JADX</w:t>
-                  </w:r>
-                  <w:r>
-                    <w:rPr>
-                      <w:color w:val="000000"/>
-                    </w:rPr>
-                    <w:t xml:space="preserve"> - find class, method, signature</w:t>
-                  </w:r>
-                </w:p>
-              </w:tc>
-            </w:tr>
-            <w:tr>
-              <w:trPr>
-                <w:jc w:val="center"/>
-              </w:trPr>
-              <w:tc>
-                <w:tcPr>
-                  <w:tcW w:w="5357" w:type="dxa"/>
-                  <w:shd w:val="clear" w:color="auto" w:fill="FFFFFF"/>
-                  <w:tcMar>
-                    <w:top w:w="7" w:type="dxa"/>
-                    <w:left w:w="25" w:type="dxa"/>
-                    <w:bottom w:w="7" w:type="dxa"/>
-                    <w:right w:w="25" w:type="dxa"/>
-                  </w:tcMar>
-                </w:tcPr>
-                <w:p>
-                  <w:pPr>
-                    <w:spacing w:line="211" w:lineRule="auto"/>
-                  </w:pPr>
-                  <w:r>
-                    <w:rPr>
-                      <w:b/>
-                      <w:color w:val="000000"/>
-                    </w:rPr>
-                    <w:t>2. Start frida-server</w:t>
-                  </w:r>
-                  <w:r>
-                    <w:rPr>
-                      <w:color w:val="000000"/>
-                    </w:rPr>
-                    <w:t xml:space="preserve"> - verify with frida-ps -U</w:t>
-                  </w:r>
-                </w:p>
-              </w:tc>
-            </w:tr>
-            <w:tr>
-              <w:trPr>
-                <w:jc w:val="center"/>
-              </w:trPr>
-              <w:tc>
-                <w:tcPr>
-                  <w:tcW w:w="5357" w:type="dxa"/>
-                  <w:shd w:val="clear" w:color="auto" w:fill="EEF0FA"/>
-                  <w:tcMar>
-                    <w:top w:w="7" w:type="dxa"/>
-                    <w:left w:w="25" w:type="dxa"/>
-                    <w:bottom w:w="7" w:type="dxa"/>
-                    <w:right w:w="25" w:type="dxa"/>
-                  </w:tcMar>
-                </w:tcPr>
-                <w:p>
-                  <w:pPr>
-                    <w:spacing w:line="211" w:lineRule="auto"/>
-                  </w:pPr>
-                  <w:r>
-                    <w:rPr>
-                      <w:b/>
-                      <w:color w:val="000000"/>
-                    </w:rPr>
-                    <w:t>3. Write monitoring hook</w:t>
-                  </w:r>
-                  <w:r>
-                    <w:rPr>
-                      <w:color w:val="000000"/>
-                    </w:rPr>
-                    <w:t xml:space="preserve"> - log inputs and outputs first</w:t>
-                  </w:r>
-                </w:p>
-              </w:tc>
-            </w:tr>
-            <w:tr>
-              <w:trPr>
-                <w:jc w:val="center"/>
-              </w:trPr>
-              <w:tc>
-                <w:tcPr>
-                  <w:tcW w:w="5357" w:type="dxa"/>
-                  <w:shd w:val="clear" w:color="auto" w:fill="FFFFFF"/>
-                  <w:tcMar>
-                    <w:top w:w="7" w:type="dxa"/>
-                    <w:left w:w="25" w:type="dxa"/>
-                    <w:bottom w:w="7" w:type="dxa"/>
-                    <w:right w:w="25" w:type="dxa"/>
-                  </w:tcMar>
-                </w:tcPr>
-                <w:p>
-                  <w:pPr>
-                    <w:spacing w:line="211" w:lineRule="auto"/>
-                  </w:pPr>
-                  <w:r>
-                    <w:rPr>
-                      <w:b/>
-                      <w:color w:val="000000"/>
-                    </w:rPr>
-                    <w:t>4. Trigger app behavior</w:t>
-                  </w:r>
-                  <w:r>
-                    <w:rPr>
-                      <w:color w:val="000000"/>
-                    </w:rPr>
-                    <w:t xml:space="preserve"> - reproduce exact UI path</w:t>
-                  </w:r>
-                </w:p>
-              </w:tc>
-            </w:tr>
-            <w:tr>
-              <w:trPr>
-                <w:jc w:val="center"/>
-              </w:trPr>
-              <w:tc>
-                <w:tcPr>
-                  <w:tcW w:w="5357" w:type="dxa"/>
-                  <w:shd w:val="clear" w:color="auto" w:fill="EEF0FA"/>
-                  <w:tcMar>
-                    <w:top w:w="7" w:type="dxa"/>
-                    <w:left w:w="25" w:type="dxa"/>
-                    <w:bottom w:w="7" w:type="dxa"/>
-                    <w:right w:w="25" w:type="dxa"/>
-                  </w:tcMar>
-                </w:tcPr>
-                <w:p>
-                  <w:pPr>
-                    <w:spacing w:line="211" w:lineRule="auto"/>
-                  </w:pPr>
-                  <w:r>
-                    <w:rPr>
-                      <w:b/>
-                      <w:color w:val="000000"/>
-                    </w:rPr>
-                    <w:t>5. Modify carefully</w:t>
-                  </w:r>
-                  <w:r>
-                    <w:rPr>
-                      <w:color w:val="000000"/>
-                    </w:rPr>
-                    <w:t xml:space="preserve"> - change one value at a time</w:t>
-                  </w:r>
-                </w:p>
-              </w:tc>
-            </w:tr>
-            <w:tr>
-              <w:trPr>
-                <w:jc w:val="center"/>
-              </w:trPr>
-              <w:tc>
-                <w:tcPr>
-                  <w:tcW w:w="5357" w:type="dxa"/>
-                  <w:shd w:val="clear" w:color="auto" w:fill="FFFFFF"/>
-                  <w:tcMar>
-                    <w:top w:w="7" w:type="dxa"/>
-                    <w:left w:w="25" w:type="dxa"/>
-                    <w:bottom w:w="7" w:type="dxa"/>
-                    <w:right w:w="25" w:type="dxa"/>
-                  </w:tcMar>
-                </w:tcPr>
-                <w:p>
-                  <w:pPr>
-                    <w:spacing w:line="211" w:lineRule="auto"/>
-                  </w:pPr>
-                  <w:r>
-                    <w:rPr>
-                      <w:b/>
-                      <w:color w:val="000000"/>
-                    </w:rPr>
-                    <w:t>6. Record evidence</w:t>
-                  </w:r>
-                  <w:r>
-                    <w:rPr>
-                      <w:color w:val="000000"/>
-                    </w:rPr>
-                    <w:t xml:space="preserve"> - command, script, output, impact</w:t>
-                  </w:r>
-                </w:p>
-              </w:tc>
-            </w:tr>
-          </w:tbl>
-          <w:p/>
+          <w:p>
+            <w:pPr>
+              <w:rPr>
+                <w:sz w:val="18"/>
+                <w:szCs w:val="18"/>
+              </w:rPr>
+            </w:pPr>
+          </w:p>
+          <w:p>
+            <w:pPr>
+              <w:rPr>
+                <w:sz w:val="18"/>
+                <w:szCs w:val="18"/>
+              </w:rPr>
+            </w:pPr>
+          </w:p>
         </w:tc>
       </w:tr>
     </w:tbl>
@@ -4314,7 +6088,6 @@
       <w:pPr>
         <w:spacing w:before="30"/>
         <w:rPr>
-          <w:rFonts w:hint="cs"/>
           <w:rtl/>
           <w:lang w:bidi="fa-IR"/>
         </w:rPr>
